--- a/documentos/fase1/02_Documento_de_Supuestos.docx
+++ b/documentos/fase1/02_Documento_de_Supuestos.docx
@@ -678,7 +678,7 @@
                 <w:sz w:val="19"/>
                 <w:lang w:val="es-CO"/>
               </w:rPr>
-              <w:t xml:space="preserve">Una sola instancia y un solo esquema (</w:t>
+              <w:t xml:space="preserve">Una sola instancia de MySQL y una sola base de datos (</w:t>
             </w:r>
             <w:r>
               <w:rPr>
@@ -686,7 +686,7 @@
                 <w:sz w:val="19"/>
                 <w:lang w:val="es-CO"/>
               </w:rPr>
-              <w:t xml:space="preserve">VETDB</w:t>
+              <w:t xml:space="preserve">sigevet</w:t>
             </w:r>
             <w:r>
               <w:rPr>
@@ -4227,7 +4227,7 @@
                 <w:sz w:val="19"/>
                 <w:lang w:val="es-CO"/>
               </w:rPr>
-              <w:t xml:space="preserve">Las fechas con hora (citas, consultas, facturas) usan el tipo</w:t>
+              <w:t xml:space="preserve">Las fechas con hora (citas, consultas, facturas) y las fechas de registro usan el tipo</w:t>
             </w:r>
             <w:r>
               <w:rPr>
@@ -4242,6 +4242,35 @@
                 <w:sz w:val="19"/>
                 <w:lang w:val="es-CO"/>
               </w:rPr>
+              <w:t xml:space="preserve">DATETIME</w:t>
+            </w:r>
+            <w:r>
+              <w:rPr>
+                <w:sz w:val="19"/>
+                <w:lang w:val="es-CO"/>
+              </w:rPr>
+              <w:t xml:space="preserve"> </w:t>
+            </w:r>
+            <w:r>
+              <w:rPr>
+                <w:sz w:val="19"/>
+                <w:lang w:val="es-CO"/>
+              </w:rPr>
+              <w:t xml:space="preserve">de MySQL; las fechas sin hora usan</w:t>
+            </w:r>
+            <w:r>
+              <w:rPr>
+                <w:sz w:val="19"/>
+                <w:lang w:val="es-CO"/>
+              </w:rPr>
+              <w:t xml:space="preserve"> </w:t>
+            </w:r>
+            <w:r>
+              <w:rPr>
+                <w:rStyle w:val="VerbatimChar"/>
+                <w:sz w:val="19"/>
+                <w:lang w:val="es-CO"/>
+              </w:rPr>
               <w:t xml:space="preserve">DATE</w:t>
             </w:r>
             <w:r>
@@ -4249,6 +4278,53 @@
                 <w:sz w:val="19"/>
                 <w:lang w:val="es-CO"/>
               </w:rPr>
+              <w:t xml:space="preserve">.</w:t>
+            </w:r>
+          </w:p>
+        </w:tc>
+      </w:tr>
+      <w:tr>
+        <w:tc>
+          <w:tcPr/>
+          <w:p>
+            <w:pPr>
+              <w:pStyle w:val="Compact"/>
+            </w:pPr>
+            <w:r>
+              <w:rPr>
+                <w:sz w:val="19"/>
+                <w:lang w:val="es-CO"/>
+              </w:rPr>
+              <w:t xml:space="preserve">SD-04</w:t>
+            </w:r>
+          </w:p>
+        </w:tc>
+        <w:tc>
+          <w:tcPr/>
+          <w:p>
+            <w:pPr>
+              <w:pStyle w:val="Compact"/>
+            </w:pPr>
+            <w:r>
+              <w:rPr>
+                <w:sz w:val="19"/>
+                <w:lang w:val="es-CO"/>
+              </w:rPr>
+              <w:t xml:space="preserve">Los valores monetarios están en pesos colombianos con dos decimales (</w:t>
+            </w:r>
+            <w:r>
+              <w:rPr>
+                <w:rStyle w:val="VerbatimChar"/>
+                <w:sz w:val="19"/>
+                <w:lang w:val="es-CO"/>
+              </w:rPr>
+              <w:t xml:space="preserve">DECIMAL(10,2)</w:t>
+            </w:r>
+            <w:r>
+              <w:rPr>
+                <w:sz w:val="19"/>
+                <w:lang w:val="es-CO"/>
+              </w:rPr>
               <w:t xml:space="preserve"> </w:t>
             </w:r>
             <w:r>
@@ -4256,39 +4332,14 @@
                 <w:sz w:val="19"/>
                 <w:lang w:val="es-CO"/>
               </w:rPr>
-              <w:t xml:space="preserve">de Oracle, que almacena fecha y hora.</w:t>
-            </w:r>
-          </w:p>
-        </w:tc>
-      </w:tr>
-      <w:tr>
-        <w:tc>
-          <w:tcPr/>
-          <w:p>
-            <w:pPr>
-              <w:pStyle w:val="Compact"/>
-            </w:pPr>
-            <w:r>
-              <w:rPr>
-                <w:sz w:val="19"/>
-                <w:lang w:val="es-CO"/>
-              </w:rPr>
-              <w:t xml:space="preserve">SD-04</w:t>
-            </w:r>
-          </w:p>
-        </w:tc>
-        <w:tc>
-          <w:tcPr/>
-          <w:p>
-            <w:pPr>
-              <w:pStyle w:val="Compact"/>
-            </w:pPr>
-            <w:r>
-              <w:rPr>
-                <w:sz w:val="19"/>
-                <w:lang w:val="es-CO"/>
-              </w:rPr>
-              <w:t xml:space="preserve">Los valores monetarios están en pesos colombianos con dos decimales (</w:t>
+              <w:t xml:space="preserve">o</w:t>
+            </w:r>
+            <w:r>
+              <w:rPr>
+                <w:sz w:val="19"/>
+                <w:lang w:val="es-CO"/>
+              </w:rPr>
+              <w:t xml:space="preserve"> </w:t>
             </w:r>
             <w:r>
               <w:rPr>
@@ -4296,36 +4347,7 @@
                 <w:sz w:val="19"/>
                 <w:lang w:val="es-CO"/>
               </w:rPr>
-              <w:t xml:space="preserve">NUMBER(10,2)</w:t>
-            </w:r>
-            <w:r>
-              <w:rPr>
-                <w:sz w:val="19"/>
-                <w:lang w:val="es-CO"/>
-              </w:rPr>
-              <w:t xml:space="preserve"> </w:t>
-            </w:r>
-            <w:r>
-              <w:rPr>
-                <w:sz w:val="19"/>
-                <w:lang w:val="es-CO"/>
-              </w:rPr>
-              <w:t xml:space="preserve">o</w:t>
-            </w:r>
-            <w:r>
-              <w:rPr>
-                <w:sz w:val="19"/>
-                <w:lang w:val="es-CO"/>
-              </w:rPr>
-              <w:t xml:space="preserve"> </w:t>
-            </w:r>
-            <w:r>
-              <w:rPr>
-                <w:rStyle w:val="VerbatimChar"/>
-                <w:sz w:val="19"/>
-                <w:lang w:val="es-CO"/>
-              </w:rPr>
-              <w:t xml:space="preserve">NUMBER(12,2)</w:t>
+              <w:t xml:space="preserve">DECIMAL(12,2)</w:t>
             </w:r>
             <w:r>
               <w:rPr>
@@ -4492,7 +4514,7 @@
                 <w:sz w:val="19"/>
                 <w:lang w:val="es-CO"/>
               </w:rPr>
-              <w:t xml:space="preserve">El RDBMS es Oracle AI Database 26ai Free sobre Oracle Linux 9 en una máquina virtual.</w:t>
+              <w:t xml:space="preserve">El RDBMS es MySQL 8.4 LTS sobre Oracle Linux 9 en una máquina virtual, administrado con MySQL Workbench.</w:t>
             </w:r>
           </w:p>
         </w:tc>

--- a/documentos/fase1/02_Documento_de_Supuestos.docx
+++ b/documentos/fase1/02_Documento_de_Supuestos.docx
@@ -740,7 +740,7 @@
                 <w:sz w:val="19"/>
                 <w:lang w:val="es-CO"/>
               </w:rPr>
-              <w:t xml:space="preserve">UBICADA_EN 1:N</w:t>
+              <w:t xml:space="preserve">UBICAR 1:N</w:t>
             </w:r>
           </w:p>
         </w:tc>
@@ -834,7 +834,7 @@
                 <w:sz w:val="19"/>
                 <w:lang w:val="es-CO"/>
               </w:rPr>
-              <w:t xml:space="preserve">DIRIGE 1:1,</w:t>
+              <w:t xml:space="preserve">DIRIGIR 1:1,</w:t>
             </w:r>
             <w:r>
               <w:rPr>
@@ -957,7 +957,7 @@
                 <w:sz w:val="19"/>
                 <w:lang w:val="es-CO"/>
               </w:rPr>
-              <w:t xml:space="preserve">LABORA_EN 1:N</w:t>
+              <w:t xml:space="preserve">LABORAR 1:N</w:t>
             </w:r>
           </w:p>
         </w:tc>
@@ -1383,7 +1383,7 @@
                 <w:sz w:val="19"/>
                 <w:lang w:val="es-CO"/>
               </w:rPr>
-              <w:t xml:space="preserve">CERTIFICADO_EN N:M con</w:t>
+              <w:t xml:space="preserve">CERTIFICAR N:M con</w:t>
             </w:r>
             <w:r>
               <w:rPr>
@@ -1764,7 +1764,7 @@
                 <w:sz w:val="19"/>
                 <w:lang w:val="es-CO"/>
               </w:rPr>
-              <w:t xml:space="preserve">PROPIETARIO_DE parcial del lado CLIENTE</w:t>
+              <w:t xml:space="preserve">POSEER parcial del lado CLIENTE</w:t>
             </w:r>
           </w:p>
         </w:tc>
@@ -1811,7 +1811,7 @@
                 <w:sz w:val="19"/>
                 <w:lang w:val="es-CO"/>
               </w:rPr>
-              <w:t xml:space="preserve">PROPIETARIO_DE 1:N, FK NOT NULL</w:t>
+              <w:t xml:space="preserve">POSEER 1:N, FK NOT NULL</w:t>
             </w:r>
           </w:p>
         </w:tc>
@@ -2282,7 +2282,7 @@
                 <w:sz w:val="19"/>
                 <w:lang w:val="es-CO"/>
               </w:rPr>
-              <w:t xml:space="preserve">TIENE 1:1 con participación total en ambos lados</w:t>
+              <w:t xml:space="preserve">TENER 1:1 con participación total en ambos lados</w:t>
             </w:r>
           </w:p>
         </w:tc>
@@ -2491,7 +2491,7 @@
                 <w:sz w:val="19"/>
                 <w:lang w:val="es-CO"/>
               </w:rPr>
-              <w:t xml:space="preserve">GENERA 1:1, CONSULTA total</w:t>
+              <w:t xml:space="preserve">GENERAR 1:1, CONSULTA total</w:t>
             </w:r>
           </w:p>
         </w:tc>
@@ -2600,7 +2600,7 @@
                 <w:sz w:val="19"/>
                 <w:lang w:val="es-CO"/>
               </w:rPr>
-              <w:t xml:space="preserve">ASISTE 1:N parcial, FK nula</w:t>
+              <w:t xml:space="preserve">ASISTIR 1:N parcial, FK nula</w:t>
             </w:r>
           </w:p>
         </w:tc>
@@ -2647,7 +2647,7 @@
                 <w:sz w:val="19"/>
                 <w:lang w:val="es-CO"/>
               </w:rPr>
-              <w:t xml:space="preserve">PRESCRIBE N:M con atributos</w:t>
+              <w:t xml:space="preserve">PRESCRIBIR N:M con atributos</w:t>
             </w:r>
           </w:p>
         </w:tc>
@@ -2856,7 +2856,7 @@
                 <w:sz w:val="19"/>
                 <w:lang w:val="es-CO"/>
               </w:rPr>
-              <w:t xml:space="preserve">ALMACENA N:M (tabla INVENTARIO)</w:t>
+              <w:t xml:space="preserve">ALMACENAR N:M (tabla INVENTARIO)</w:t>
             </w:r>
           </w:p>
         </w:tc>
@@ -2903,7 +2903,7 @@
                 <w:sz w:val="19"/>
                 <w:lang w:val="es-CO"/>
               </w:rPr>
-              <w:t xml:space="preserve">ALMACENA parcial</w:t>
+              <w:t xml:space="preserve">ALMACENAR parcial</w:t>
             </w:r>
           </w:p>
         </w:tc>

--- a/documentos/fase1/02_Documento_de_Supuestos.docx
+++ b/documentos/fase1/02_Documento_de_Supuestos.docx
@@ -310,9 +310,11 @@
       </w:pPr>
       <w:r>
         <w:rPr>
+          <w:b/>
+          <w:bCs/>
           <w:lang w:val="es-CO"/>
         </w:rPr>
-        <w:t xml:space="preserve">Este documento registra los supuestos, reglas de negocio y restricciones que el equipo asumió para modelar SIGEVET.</w:t>
+        <w:t xml:space="preserve">S:</w:t>
       </w:r>
       <w:r>
         <w:rPr>
@@ -324,7 +326,7 @@
         <w:rPr>
           <w:lang w:val="es-CO"/>
         </w:rPr>
-        <w:t xml:space="preserve">Cada supuesto explica</w:t>
+        <w:t xml:space="preserve">negocio;</w:t>
       </w:r>
       <w:r>
         <w:rPr>
@@ -338,7 +340,7 @@
           <w:bCs/>
           <w:lang w:val="es-CO"/>
         </w:rPr>
-        <w:t xml:space="preserve">por qué</w:t>
+        <w:t xml:space="preserve">RN:</w:t>
       </w:r>
       <w:r>
         <w:rPr>
@@ -350,30 +352,7 @@
         <w:rPr>
           <w:lang w:val="es-CO"/>
         </w:rPr>
-        <w:t xml:space="preserve">el modelo tiene una cardinalidad, una participación, un atributo o una restricción</w:t>
-      </w:r>
-      <w:r>
-        <w:rPr>
-          <w:lang w:val="es-CO"/>
-        </w:rPr>
-        <w:t xml:space="preserve"> </w:t>
-      </w:r>
-      <w:r>
-        <w:rPr>
-          <w:lang w:val="es-CO"/>
-        </w:rPr>
-        <w:t xml:space="preserve">determinada. Si un supuesto cambia, el documento indica qué elemento del modelo se vería afectado.</w:t>
-      </w:r>
-    </w:p>
-    <w:p>
-      <w:pPr>
-        <w:pStyle w:val="BodyText"/>
-      </w:pPr>
-      <w:r>
-        <w:rPr>
-          <w:lang w:val="es-CO"/>
-        </w:rPr>
-        <w:t xml:space="preserve">Convenciones:</w:t>
+        <w:t xml:space="preserve">regla;</w:t>
       </w:r>
       <w:r>
         <w:rPr>
@@ -387,7 +366,7 @@
           <w:bCs/>
           <w:lang w:val="es-CO"/>
         </w:rPr>
-        <w:t xml:space="preserve">S</w:t>
+        <w:t xml:space="preserve">SD:</w:t>
       </w:r>
       <w:r>
         <w:rPr>
@@ -399,7 +378,7 @@
         <w:rPr>
           <w:lang w:val="es-CO"/>
         </w:rPr>
-        <w:t xml:space="preserve">= supuesto de negocio,</w:t>
+        <w:t xml:space="preserve">datos;</w:t>
       </w:r>
       <w:r>
         <w:rPr>
@@ -413,7 +392,7 @@
           <w:bCs/>
           <w:lang w:val="es-CO"/>
         </w:rPr>
-        <w:t xml:space="preserve">RN</w:t>
+        <w:t xml:space="preserve">ST:</w:t>
       </w:r>
       <w:r>
         <w:rPr>
@@ -425,7 +404,7 @@
         <w:rPr>
           <w:lang w:val="es-CO"/>
         </w:rPr>
-        <w:t xml:space="preserve">= regla de negocio que se traduce en una restricción del modelo,</w:t>
+        <w:t xml:space="preserve">técnico;</w:t>
       </w:r>
       <w:r>
         <w:rPr>
@@ -439,7 +418,7 @@
           <w:bCs/>
           <w:lang w:val="es-CO"/>
         </w:rPr>
-        <w:t xml:space="preserve">SD</w:t>
+        <w:t xml:space="preserve">R:</w:t>
       </w:r>
       <w:r>
         <w:rPr>
@@ -451,66 +430,14 @@
         <w:rPr>
           <w:lang w:val="es-CO"/>
         </w:rPr>
-        <w:t xml:space="preserve">= supuesto de datos,</w:t>
-      </w:r>
-      <w:r>
-        <w:rPr>
-          <w:lang w:val="es-CO"/>
-        </w:rPr>
-        <w:t xml:space="preserve"> </w:t>
-      </w:r>
-      <w:r>
-        <w:rPr>
-          <w:b/>
-          <w:bCs/>
-          <w:lang w:val="es-CO"/>
-        </w:rPr>
-        <w:t xml:space="preserve">ST</w:t>
-      </w:r>
-      <w:r>
-        <w:rPr>
-          <w:lang w:val="es-CO"/>
-        </w:rPr>
-        <w:t xml:space="preserve"> </w:t>
-      </w:r>
-      <w:r>
-        <w:rPr>
-          <w:lang w:val="es-CO"/>
-        </w:rPr>
-        <w:t xml:space="preserve">= supuesto técnico,</w:t>
-      </w:r>
-      <w:r>
-        <w:rPr>
-          <w:lang w:val="es-CO"/>
-        </w:rPr>
-        <w:t xml:space="preserve"> </w:t>
-      </w:r>
-      <w:r>
-        <w:rPr>
-          <w:b/>
-          <w:bCs/>
-          <w:lang w:val="es-CO"/>
-        </w:rPr>
-        <w:t xml:space="preserve">R</w:t>
-      </w:r>
-      <w:r>
-        <w:rPr>
-          <w:lang w:val="es-CO"/>
-        </w:rPr>
-        <w:t xml:space="preserve"> </w:t>
-      </w:r>
-      <w:r>
-        <w:rPr>
-          <w:lang w:val="es-CO"/>
-        </w:rPr>
-        <w:t xml:space="preserve">= restricción del proyecto.</w:t>
+        <w:t xml:space="preserve">restricción.</w:t>
       </w:r>
     </w:p>
     <w:p>
       <w:pPr>
         <w:pStyle w:val="Heading1"/>
       </w:pPr>
-      <w:bookmarkStart w:id="20" w:name="_1147a9b993ad4b0691046f966053a4e65bf61ac"/>
+      <w:bookmarkStart w:id="20" w:name="_organización"/>
       <w:r>
         <w:rPr>
           <w:rStyle w:val="SectionNumber"/>
@@ -525,7 +452,7 @@
         <w:rPr>
           <w:lang w:val="es-CO"/>
         </w:rPr>
-        <w:t xml:space="preserve">Supuestos de la organización</w:t>
+        <w:t xml:space="preserve">Organización</w:t>
       </w:r>
       <w:bookmarkEnd w:id="20"/>
     </w:p>
@@ -537,7 +464,7 @@
         <w:rPr>
           <w:lang w:val="es-CO"/>
         </w:rPr>
-        <w:t xml:space="preserve">Supuestos de la organización</w:t>
+        <w:t xml:space="preserve">Organización</w:t>
       </w:r>
     </w:p>
     <w:tbl>
@@ -546,7 +473,7 @@
         <w:tblW w:type="pct" w:w="5000"/>
         <w:tblLayout w:type="fixed"/>
         <w:tblLook w:firstRow="1" w:lastRow="0" w:firstColumn="0" w:lastColumn="0" w:noHBand="0" w:noVBand="0" w:val="0020"/>
-        <w:tblCaption w:val="Supuestos de la organización"/>
+        <w:tblCaption w:val="Organización"/>
         <w:tblBorders>
           <w:top w:val="single" w:sz="4" w:color="A6A6A6"/>
           <w:left w:val="single" w:sz="4" w:color="A6A6A6"/>
@@ -656,45 +583,38 @@
                 <w:sz w:val="19"/>
                 <w:lang w:val="es-CO"/>
               </w:rPr>
+              <w:t xml:space="preserve">: varias sedes, base centralizada.</w:t>
+            </w:r>
+          </w:p>
+        </w:tc>
+        <w:tc>
+          <w:tcPr/>
+          <w:p>
+            <w:pPr>
+              <w:pStyle w:val="Compact"/>
+            </w:pPr>
+            <w:r>
+              <w:rPr>
+                <w:sz w:val="19"/>
+                <w:lang w:val="es-CO"/>
+              </w:rPr>
+              <w:t xml:space="preserve">Instancia MySQL, base</w:t>
+            </w:r>
+            <w:r>
+              <w:rPr>
+                <w:sz w:val="19"/>
+                <w:lang w:val="es-CO"/>
+              </w:rPr>
               <w:t xml:space="preserve"> </w:t>
             </w:r>
             <w:r>
               <w:rPr>
-                <w:sz w:val="19"/>
-                <w:lang w:val="es-CO"/>
-              </w:rPr>
-              <w:t xml:space="preserve">es una sola empresa con varias sedes; toda la información se centraliza en una única base de datos.</w:t>
-            </w:r>
-          </w:p>
-        </w:tc>
-        <w:tc>
-          <w:tcPr/>
-          <w:p>
-            <w:pPr>
-              <w:pStyle w:val="Compact"/>
-            </w:pPr>
-            <w:r>
-              <w:rPr>
-                <w:sz w:val="19"/>
-                <w:lang w:val="es-CO"/>
-              </w:rPr>
-              <w:t xml:space="preserve">Una sola instancia de MySQL y una sola base de datos (</w:t>
-            </w:r>
-            <w:r>
-              <w:rPr>
                 <w:rStyle w:val="VerbatimChar"/>
                 <w:sz w:val="19"/>
                 <w:lang w:val="es-CO"/>
               </w:rPr>
               <w:t xml:space="preserve">sigevet</w:t>
             </w:r>
-            <w:r>
-              <w:rPr>
-                <w:sz w:val="19"/>
-                <w:lang w:val="es-CO"/>
-              </w:rPr>
-              <w:t xml:space="preserve">)</w:t>
-            </w:r>
           </w:p>
         </w:tc>
       </w:tr>
@@ -725,7 +645,7 @@
                 <w:sz w:val="19"/>
                 <w:lang w:val="es-CO"/>
               </w:rPr>
-              <w:t xml:space="preserve">Cada sede está en una sola ciudad y una ciudad puede tener varias sedes.</w:t>
+              <w:t xml:space="preserve">Sede en una ciudad; ciudad con varias sedes.</w:t>
             </w:r>
           </w:p>
         </w:tc>
@@ -772,22 +692,22 @@
                 <w:sz w:val="19"/>
                 <w:lang w:val="es-CO"/>
               </w:rPr>
-              <w:t xml:space="preserve">Solo se registran ciudades y departamentos donde hay sedes o clientes.</w:t>
-            </w:r>
-          </w:p>
-        </w:tc>
-        <w:tc>
-          <w:tcPr/>
-          <w:p>
-            <w:pPr>
-              <w:pStyle w:val="Compact"/>
-            </w:pPr>
-            <w:r>
-              <w:rPr>
-                <w:sz w:val="19"/>
-                <w:lang w:val="es-CO"/>
-              </w:rPr>
-              <w:t xml:space="preserve">DEPARTAMENTO y CIUDAD como catálogos</w:t>
+              <w:t xml:space="preserve">Solo ubicaciones de sedes o clientes.</w:t>
+            </w:r>
+          </w:p>
+        </w:tc>
+        <w:tc>
+          <w:tcPr/>
+          <w:p>
+            <w:pPr>
+              <w:pStyle w:val="Compact"/>
+            </w:pPr>
+            <w:r>
+              <w:rPr>
+                <w:sz w:val="19"/>
+                <w:lang w:val="es-CO"/>
+              </w:rPr>
+              <w:t xml:space="preserve">Catálogos DEPARTAMENTO, CIUDAD</w:t>
             </w:r>
           </w:p>
         </w:tc>
@@ -819,7 +739,7 @@
                 <w:sz w:val="19"/>
                 <w:lang w:val="es-CO"/>
               </w:rPr>
-              <w:t xml:space="preserve">Cada sede tiene exactamente un director, que es un empleado de la red. Un empleado dirige a lo sumo una sede.</w:t>
+              <w:t xml:space="preserve">Sede con un director; empleado dirige máximo una sede.</w:t>
             </w:r>
           </w:p>
         </w:tc>
@@ -895,22 +815,22 @@
                 <w:sz w:val="19"/>
                 <w:lang w:val="es-CO"/>
               </w:rPr>
-              <w:t xml:space="preserve">El director puede ser veterinario o administrativo.</w:t>
-            </w:r>
-          </w:p>
-        </w:tc>
-        <w:tc>
-          <w:tcPr/>
-          <w:p>
-            <w:pPr>
-              <w:pStyle w:val="Compact"/>
-            </w:pPr>
-            <w:r>
-              <w:rPr>
-                <w:sz w:val="19"/>
-                <w:lang w:val="es-CO"/>
-              </w:rPr>
-              <w:t xml:space="preserve">La FK del director apunta a EMPLEADO y no a un subtipo</w:t>
+              <w:t xml:space="preserve">Director veterinario o administrativo.</w:t>
+            </w:r>
+          </w:p>
+        </w:tc>
+        <w:tc>
+          <w:tcPr/>
+          <w:p>
+            <w:pPr>
+              <w:pStyle w:val="Compact"/>
+            </w:pPr>
+            <w:r>
+              <w:rPr>
+                <w:sz w:val="19"/>
+                <w:lang w:val="es-CO"/>
+              </w:rPr>
+              <w:t xml:space="preserve">FK a EMPLEADO</w:t>
             </w:r>
           </w:p>
         </w:tc>
@@ -942,7 +862,7 @@
                 <w:sz w:val="19"/>
                 <w:lang w:val="es-CO"/>
               </w:rPr>
-              <w:t xml:space="preserve">Cada empleado trabaja en una única sede; si cambia de sede se actualiza el registro (no se guarda historial de traslados).</w:t>
+              <w:t xml:space="preserve">Empleado en una sede; traslado sin historial.</w:t>
             </w:r>
           </w:p>
         </w:tc>
@@ -989,7 +909,7 @@
                 <w:sz w:val="19"/>
                 <w:lang w:val="es-CO"/>
               </w:rPr>
-              <w:t xml:space="preserve">Una sede nueva se registra antes que su director; por eso el director puede quedar temporalmente vacío.</w:t>
+              <w:t xml:space="preserve">Sede registrada antes del director.</w:t>
             </w:r>
           </w:p>
         </w:tc>
@@ -1019,7 +939,7 @@
                 <w:sz w:val="19"/>
                 <w:lang w:val="es-CO"/>
               </w:rPr>
-              <w:t xml:space="preserve">admite nulos; FK agregada con ALTER TABLE</w:t>
+              <w:t xml:space="preserve">nulo temporal; FK con ALTER TABLE</w:t>
             </w:r>
           </w:p>
         </w:tc>
@@ -1029,7 +949,7 @@
       <w:pPr>
         <w:pStyle w:val="Heading1"/>
       </w:pPr>
-      <w:bookmarkStart w:id="21" w:name="_1bd4952d0531caf90ea25263f21b4b3695a04a8"/>
+      <w:bookmarkStart w:id="21" w:name="_personal"/>
       <w:r>
         <w:rPr>
           <w:rStyle w:val="SectionNumber"/>
@@ -1044,7 +964,7 @@
         <w:rPr>
           <w:lang w:val="es-CO"/>
         </w:rPr>
-        <w:t xml:space="preserve">Supuestos del personal</w:t>
+        <w:t xml:space="preserve">Personal</w:t>
       </w:r>
       <w:bookmarkEnd w:id="21"/>
     </w:p>
@@ -1056,7 +976,7 @@
         <w:rPr>
           <w:lang w:val="es-CO"/>
         </w:rPr>
-        <w:t xml:space="preserve">Supuestos del personal</w:t>
+        <w:t xml:space="preserve">Personal</w:t>
       </w:r>
     </w:p>
     <w:tbl>
@@ -1065,7 +985,7 @@
         <w:tblW w:type="pct" w:w="5000"/>
         <w:tblLayout w:type="fixed"/>
         <w:tblLook w:firstRow="1" w:lastRow="0" w:firstColumn="0" w:lastColumn="0" w:noHBand="0" w:noVBand="0" w:val="0020"/>
-        <w:tblCaption w:val="Supuestos del personal"/>
+        <w:tblCaption w:val="Personal"/>
         <w:tblBorders>
           <w:top w:val="single" w:sz="4" w:color="A6A6A6"/>
           <w:left w:val="single" w:sz="4" w:color="A6A6A6"/>
@@ -1166,7 +1086,7 @@
                 <w:sz w:val="19"/>
                 <w:lang w:val="es-CO"/>
               </w:rPr>
-              <w:t xml:space="preserve">Todo el personal comparte datos comunes (documento, nombres, contacto, salario, sede).</w:t>
+              <w:t xml:space="preserve">Documento, nombres, contacto, salario y sede comunes.</w:t>
             </w:r>
           </w:p>
         </w:tc>
@@ -1213,7 +1133,7 @@
                 <w:sz w:val="19"/>
                 <w:lang w:val="es-CO"/>
               </w:rPr>
-              <w:t xml:space="preserve">Un empleado es veterinario, auxiliar o administrativo, pero nunca dos a la vez.</w:t>
+              <w:t xml:space="preserve">Veterinario, auxiliar o administrativo; roles excluyentes.</w:t>
             </w:r>
           </w:p>
         </w:tc>
@@ -1305,7 +1225,7 @@
                 <w:sz w:val="19"/>
                 <w:lang w:val="es-CO"/>
               </w:rPr>
-              <w:t xml:space="preserve">El personal administrativo no requiere atributos propios, por eso no tiene subtipo.</w:t>
+              <w:t xml:space="preserve">Administrativo sin atributos propios ni subtipo.</w:t>
             </w:r>
           </w:p>
         </w:tc>
@@ -1368,22 +1288,22 @@
                 <w:sz w:val="19"/>
                 <w:lang w:val="es-CO"/>
               </w:rPr>
-              <w:t xml:space="preserve">Un veterinario puede tener varias especialidades certificadas y una especialidad puede tenerla ningún, uno o varios veterinarios.</w:t>
-            </w:r>
-          </w:p>
-        </w:tc>
-        <w:tc>
-          <w:tcPr/>
-          <w:p>
-            <w:pPr>
-              <w:pStyle w:val="Compact"/>
-            </w:pPr>
-            <w:r>
-              <w:rPr>
-                <w:sz w:val="19"/>
-                <w:lang w:val="es-CO"/>
-              </w:rPr>
-              <w:t xml:space="preserve">CERTIFICAR N:M con</w:t>
+              <w:t xml:space="preserve">Veterinario con varias especialidades; especialidad con cero o varios veterinarios.</w:t>
+            </w:r>
+          </w:p>
+        </w:tc>
+        <w:tc>
+          <w:tcPr/>
+          <w:p>
+            <w:pPr>
+              <w:pStyle w:val="Compact"/>
+            </w:pPr>
+            <w:r>
+              <w:rPr>
+                <w:sz w:val="19"/>
+                <w:lang w:val="es-CO"/>
+              </w:rPr>
+              <w:t xml:space="preserve">CERTIFICAR N:M,</w:t>
             </w:r>
             <w:r>
               <w:rPr>
@@ -1430,7 +1350,7 @@
                 <w:sz w:val="19"/>
                 <w:lang w:val="es-CO"/>
               </w:rPr>
-              <w:t xml:space="preserve">La tarjeta profesional del veterinario es única en el país.</w:t>
+              <w:t xml:space="preserve">Tarjeta profesional única nacionalmente.</w:t>
             </w:r>
           </w:p>
         </w:tc>
@@ -1478,7 +1398,7 @@
                 <w:sz w:val="19"/>
                 <w:lang w:val="es-CO"/>
               </w:rPr>
-              <w:t xml:space="preserve">Un empleado inactivo se conserva (no se borra) para no perder la trazabilidad de citas y facturas.</w:t>
+              <w:t xml:space="preserve">Inactivos conservados por citas y facturas.</w:t>
             </w:r>
           </w:p>
         </w:tc>
@@ -1518,7 +1438,7 @@
       <w:pPr>
         <w:pStyle w:val="Heading1"/>
       </w:pPr>
-      <w:bookmarkStart w:id="22" w:name="_9b5018268813566b52cab10dca03f34a7d5f35d"/>
+      <w:bookmarkStart w:id="22" w:name="_7ec19b4f5b07b3b87bcd39ea43fde4f20330e0a"/>
       <w:r>
         <w:rPr>
           <w:rStyle w:val="SectionNumber"/>
@@ -1533,7 +1453,7 @@
         <w:rPr>
           <w:lang w:val="es-CO"/>
         </w:rPr>
-        <w:t xml:space="preserve">Supuestos de clientes y mascotas</w:t>
+        <w:t xml:space="preserve">Clientes y mascotas</w:t>
       </w:r>
       <w:bookmarkEnd w:id="22"/>
     </w:p>
@@ -1545,7 +1465,7 @@
         <w:rPr>
           <w:lang w:val="es-CO"/>
         </w:rPr>
-        <w:t xml:space="preserve">Supuestos de clientes y mascotas</w:t>
+        <w:t xml:space="preserve">Clientes y mascotas</w:t>
       </w:r>
     </w:p>
     <w:tbl>
@@ -1554,7 +1474,7 @@
         <w:tblW w:type="pct" w:w="5000"/>
         <w:tblLayout w:type="fixed"/>
         <w:tblLook w:firstRow="1" w:lastRow="0" w:firstColumn="0" w:lastColumn="0" w:noHBand="0" w:noVBand="0" w:val="0020"/>
-        <w:tblCaption w:val="Supuestos de clientes y mascotas"/>
+        <w:tblCaption w:val="Clientes y mascotas"/>
         <w:tblBorders>
           <w:top w:val="single" w:sz="4" w:color="A6A6A6"/>
           <w:left w:val="single" w:sz="4" w:color="A6A6A6"/>
@@ -1655,7 +1575,7 @@
                 <w:sz w:val="19"/>
                 <w:lang w:val="es-CO"/>
               </w:rPr>
-              <w:t xml:space="preserve">Un cliente se identifica por tipo y número de documento; no puede registrarse dos veces.</w:t>
+              <w:t xml:space="preserve">Cliente único por tipo y número documental.</w:t>
             </w:r>
           </w:p>
         </w:tc>
@@ -1702,22 +1622,22 @@
                 <w:sz w:val="19"/>
                 <w:lang w:val="es-CO"/>
               </w:rPr>
-              <w:t xml:space="preserve">Un cliente puede tener varios teléfonos (móvil, fijo, trabajo) y debe tener al menos uno.</w:t>
-            </w:r>
-          </w:p>
-        </w:tc>
-        <w:tc>
-          <w:tcPr/>
-          <w:p>
-            <w:pPr>
-              <w:pStyle w:val="Compact"/>
-            </w:pPr>
-            <w:r>
-              <w:rPr>
-                <w:sz w:val="19"/>
-                <w:lang w:val="es-CO"/>
-              </w:rPr>
-              <w:t xml:space="preserve">Atributo multivaluado → tabla TELEFONO_CLIENTE</w:t>
+              <w:t xml:space="preserve">Teléfonos móvil, fijo o trabajo; mínimo uno.</w:t>
+            </w:r>
+          </w:p>
+        </w:tc>
+        <w:tc>
+          <w:tcPr/>
+          <w:p>
+            <w:pPr>
+              <w:pStyle w:val="Compact"/>
+            </w:pPr>
+            <w:r>
+              <w:rPr>
+                <w:sz w:val="19"/>
+                <w:lang w:val="es-CO"/>
+              </w:rPr>
+              <w:t xml:space="preserve">Multivaluado → TELEFONO_CLIENTE</w:t>
             </w:r>
           </w:p>
         </w:tc>
@@ -1749,22 +1669,22 @@
                 <w:sz w:val="19"/>
                 <w:lang w:val="es-CO"/>
               </w:rPr>
-              <w:t xml:space="preserve">Un cliente puede registrarse sin mascotas (por ejemplo, para comprar productos).</w:t>
-            </w:r>
-          </w:p>
-        </w:tc>
-        <w:tc>
-          <w:tcPr/>
-          <w:p>
-            <w:pPr>
-              <w:pStyle w:val="Compact"/>
-            </w:pPr>
-            <w:r>
-              <w:rPr>
-                <w:sz w:val="19"/>
-                <w:lang w:val="es-CO"/>
-              </w:rPr>
-              <w:t xml:space="preserve">POSEER parcial del lado CLIENTE</w:t>
+              <w:t xml:space="preserve">Cliente registrable sin mascotas.</w:t>
+            </w:r>
+          </w:p>
+        </w:tc>
+        <w:tc>
+          <w:tcPr/>
+          <w:p>
+            <w:pPr>
+              <w:pStyle w:val="Compact"/>
+            </w:pPr>
+            <w:r>
+              <w:rPr>
+                <w:sz w:val="19"/>
+                <w:lang w:val="es-CO"/>
+              </w:rPr>
+              <w:t xml:space="preserve">POSEER parcial: CLIENTE</w:t>
             </w:r>
           </w:p>
         </w:tc>
@@ -1796,7 +1716,7 @@
                 <w:sz w:val="19"/>
                 <w:lang w:val="es-CO"/>
               </w:rPr>
-              <w:t xml:space="preserve">Toda mascota tiene exactamente un propietario registrado. Si se vende o regala, se cambia el propietario.</w:t>
+              <w:t xml:space="preserve">Mascota con un propietario; venta/donación cambia propietario.</w:t>
             </w:r>
           </w:p>
         </w:tc>
@@ -1843,7 +1763,7 @@
                 <w:sz w:val="19"/>
                 <w:lang w:val="es-CO"/>
               </w:rPr>
-              <w:t xml:space="preserve">La especie de una mascota se determina por su raza; los cruces sin raza definida se registran como raza</w:t>
+              <w:t xml:space="preserve">Especie según raza; cruces como</w:t>
             </w:r>
             <w:r>
               <w:rPr>
@@ -1864,6 +1784,76 @@
                 <w:sz w:val="19"/>
                 <w:lang w:val="es-CO"/>
               </w:rPr>
+              <w:t xml:space="preserve">.</w:t>
+            </w:r>
+          </w:p>
+        </w:tc>
+        <w:tc>
+          <w:tcPr/>
+          <w:p>
+            <w:pPr>
+              <w:pStyle w:val="Compact"/>
+            </w:pPr>
+            <w:r>
+              <w:rPr>
+                <w:sz w:val="19"/>
+                <w:lang w:val="es-CO"/>
+              </w:rPr>
+              <w:t xml:space="preserve">MASCOTA → RAZA → ESPECIE</w:t>
+            </w:r>
+          </w:p>
+        </w:tc>
+      </w:tr>
+      <w:tr>
+        <w:tc>
+          <w:tcPr/>
+          <w:p>
+            <w:pPr>
+              <w:pStyle w:val="Compact"/>
+            </w:pPr>
+            <w:r>
+              <w:rPr>
+                <w:sz w:val="19"/>
+                <w:lang w:val="es-CO"/>
+              </w:rPr>
+              <w:t xml:space="preserve">S-19</w:t>
+            </w:r>
+          </w:p>
+        </w:tc>
+        <w:tc>
+          <w:tcPr/>
+          <w:p>
+            <w:pPr>
+              <w:pStyle w:val="Compact"/>
+            </w:pPr>
+            <w:r>
+              <w:rPr>
+                <w:sz w:val="19"/>
+                <w:lang w:val="es-CO"/>
+              </w:rPr>
+              <w:t xml:space="preserve">Nacimiento desconocido permitido.</w:t>
+            </w:r>
+          </w:p>
+        </w:tc>
+        <w:tc>
+          <w:tcPr/>
+          <w:p>
+            <w:pPr>
+              <w:pStyle w:val="Compact"/>
+            </w:pPr>
+            <w:r>
+              <w:rPr>
+                <w:rStyle w:val="VerbatimChar"/>
+                <w:sz w:val="19"/>
+                <w:lang w:val="es-CO"/>
+              </w:rPr>
+              <w:t xml:space="preserve">MASCOTA.fecha_nacimiento</w:t>
+            </w:r>
+            <w:r>
+              <w:rPr>
+                <w:sz w:val="19"/>
+                <w:lang w:val="es-CO"/>
+              </w:rPr>
               <w:t xml:space="preserve"> </w:t>
             </w:r>
             <w:r>
@@ -1871,70 +1861,117 @@
                 <w:sz w:val="19"/>
                 <w:lang w:val="es-CO"/>
               </w:rPr>
-              <w:t xml:space="preserve">de su especie.</w:t>
-            </w:r>
-          </w:p>
-        </w:tc>
-        <w:tc>
-          <w:tcPr/>
-          <w:p>
-            <w:pPr>
-              <w:pStyle w:val="Compact"/>
-            </w:pPr>
-            <w:r>
-              <w:rPr>
-                <w:sz w:val="19"/>
-                <w:lang w:val="es-CO"/>
-              </w:rPr>
-              <w:t xml:space="preserve">MASCOTA → RAZA → ESPECIE (evita dependencia transitiva)</w:t>
-            </w:r>
-          </w:p>
-        </w:tc>
-      </w:tr>
-      <w:tr>
-        <w:tc>
-          <w:tcPr/>
-          <w:p>
-            <w:pPr>
-              <w:pStyle w:val="Compact"/>
-            </w:pPr>
-            <w:r>
-              <w:rPr>
-                <w:sz w:val="19"/>
-                <w:lang w:val="es-CO"/>
-              </w:rPr>
-              <w:t xml:space="preserve">S-19</w:t>
-            </w:r>
-          </w:p>
-        </w:tc>
-        <w:tc>
-          <w:tcPr/>
-          <w:p>
-            <w:pPr>
-              <w:pStyle w:val="Compact"/>
-            </w:pPr>
-            <w:r>
-              <w:rPr>
-                <w:sz w:val="19"/>
-                <w:lang w:val="es-CO"/>
-              </w:rPr>
-              <w:t xml:space="preserve">La fecha de nacimiento puede ser desconocida (mascotas rescatadas).</w:t>
-            </w:r>
-          </w:p>
-        </w:tc>
-        <w:tc>
-          <w:tcPr/>
-          <w:p>
-            <w:pPr>
-              <w:pStyle w:val="Compact"/>
-            </w:pPr>
+              <w:t xml:space="preserve">nulo</w:t>
+            </w:r>
+          </w:p>
+        </w:tc>
+      </w:tr>
+      <w:tr>
+        <w:tc>
+          <w:tcPr/>
+          <w:p>
+            <w:pPr>
+              <w:pStyle w:val="Compact"/>
+            </w:pPr>
+            <w:r>
+              <w:rPr>
+                <w:sz w:val="19"/>
+                <w:lang w:val="es-CO"/>
+              </w:rPr>
+              <w:t xml:space="preserve">S-20</w:t>
+            </w:r>
+          </w:p>
+        </w:tc>
+        <w:tc>
+          <w:tcPr/>
+          <w:p>
+            <w:pPr>
+              <w:pStyle w:val="Compact"/>
+            </w:pPr>
+            <w:r>
+              <w:rPr>
+                <w:sz w:val="19"/>
+                <w:lang w:val="es-CO"/>
+              </w:rPr>
+              <w:t xml:space="preserve">Edad calculada desde nacimiento.</w:t>
+            </w:r>
+          </w:p>
+        </w:tc>
+        <w:tc>
+          <w:tcPr/>
+          <w:p>
+            <w:pPr>
+              <w:pStyle w:val="Compact"/>
+            </w:pPr>
+            <w:r>
+              <w:rPr>
+                <w:sz w:val="19"/>
+                <w:lang w:val="es-CO"/>
+              </w:rPr>
+              <w:t xml:space="preserve">Derivado</w:t>
+            </w:r>
+            <w:r>
+              <w:rPr>
+                <w:sz w:val="19"/>
+                <w:lang w:val="es-CO"/>
+              </w:rPr>
+              <w:t xml:space="preserve"> </w:t>
+            </w:r>
             <w:r>
               <w:rPr>
                 <w:rStyle w:val="VerbatimChar"/>
                 <w:sz w:val="19"/>
                 <w:lang w:val="es-CO"/>
               </w:rPr>
-              <w:t xml:space="preserve">MASCOTA.fecha_nacimiento</w:t>
+              <w:t xml:space="preserve">edad</w:t>
+            </w:r>
+          </w:p>
+        </w:tc>
+      </w:tr>
+      <w:tr>
+        <w:tc>
+          <w:tcPr/>
+          <w:p>
+            <w:pPr>
+              <w:pStyle w:val="Compact"/>
+            </w:pPr>
+            <w:r>
+              <w:rPr>
+                <w:sz w:val="19"/>
+                <w:lang w:val="es-CO"/>
+              </w:rPr>
+              <w:t xml:space="preserve">S-21</w:t>
+            </w:r>
+          </w:p>
+        </w:tc>
+        <w:tc>
+          <w:tcPr/>
+          <w:p>
+            <w:pPr>
+              <w:pStyle w:val="Compact"/>
+            </w:pPr>
+            <w:r>
+              <w:rPr>
+                <w:sz w:val="19"/>
+                <w:lang w:val="es-CO"/>
+              </w:rPr>
+              <w:t xml:space="preserve">Microchip opcional y único.</w:t>
+            </w:r>
+          </w:p>
+        </w:tc>
+        <w:tc>
+          <w:tcPr/>
+          <w:p>
+            <w:pPr>
+              <w:pStyle w:val="Compact"/>
+            </w:pPr>
+            <w:r>
+              <w:rPr>
+                <w:rStyle w:val="VerbatimChar"/>
+                <w:sz w:val="19"/>
+                <w:lang w:val="es-CO"/>
+              </w:rPr>
+              <w:t xml:space="preserve">microchip</w:t>
             </w:r>
             <w:r>
               <w:rPr>
@@ -1948,131 +1985,7 @@
                 <w:sz w:val="19"/>
                 <w:lang w:val="es-CO"/>
               </w:rPr>
-              <w:t xml:space="preserve">admite nulos</w:t>
-            </w:r>
-          </w:p>
-        </w:tc>
-      </w:tr>
-      <w:tr>
-        <w:tc>
-          <w:tcPr/>
-          <w:p>
-            <w:pPr>
-              <w:pStyle w:val="Compact"/>
-            </w:pPr>
-            <w:r>
-              <w:rPr>
-                <w:sz w:val="19"/>
-                <w:lang w:val="es-CO"/>
-              </w:rPr>
-              <w:t xml:space="preserve">S-20</w:t>
-            </w:r>
-          </w:p>
-        </w:tc>
-        <w:tc>
-          <w:tcPr/>
-          <w:p>
-            <w:pPr>
-              <w:pStyle w:val="Compact"/>
-            </w:pPr>
-            <w:r>
-              <w:rPr>
-                <w:sz w:val="19"/>
-                <w:lang w:val="es-CO"/>
-              </w:rPr>
-              <w:t xml:space="preserve">La edad no se almacena: se calcula a partir de la fecha de nacimiento.</w:t>
-            </w:r>
-          </w:p>
-        </w:tc>
-        <w:tc>
-          <w:tcPr/>
-          <w:p>
-            <w:pPr>
-              <w:pStyle w:val="Compact"/>
-            </w:pPr>
-            <w:r>
-              <w:rPr>
-                <w:sz w:val="19"/>
-                <w:lang w:val="es-CO"/>
-              </w:rPr>
-              <w:t xml:space="preserve">Atributo derivado</w:t>
-            </w:r>
-            <w:r>
-              <w:rPr>
-                <w:sz w:val="19"/>
-                <w:lang w:val="es-CO"/>
-              </w:rPr>
-              <w:t xml:space="preserve"> </w:t>
-            </w:r>
-            <w:r>
-              <w:rPr>
-                <w:rStyle w:val="VerbatimChar"/>
-                <w:sz w:val="19"/>
-                <w:lang w:val="es-CO"/>
-              </w:rPr>
-              <w:t xml:space="preserve">edad</w:t>
-            </w:r>
-          </w:p>
-        </w:tc>
-      </w:tr>
-      <w:tr>
-        <w:tc>
-          <w:tcPr/>
-          <w:p>
-            <w:pPr>
-              <w:pStyle w:val="Compact"/>
-            </w:pPr>
-            <w:r>
-              <w:rPr>
-                <w:sz w:val="19"/>
-                <w:lang w:val="es-CO"/>
-              </w:rPr>
-              <w:t xml:space="preserve">S-21</w:t>
-            </w:r>
-          </w:p>
-        </w:tc>
-        <w:tc>
-          <w:tcPr/>
-          <w:p>
-            <w:pPr>
-              <w:pStyle w:val="Compact"/>
-            </w:pPr>
-            <w:r>
-              <w:rPr>
-                <w:sz w:val="19"/>
-                <w:lang w:val="es-CO"/>
-              </w:rPr>
-              <w:t xml:space="preserve">El microchip es opcional, pero si existe es único.</w:t>
-            </w:r>
-          </w:p>
-        </w:tc>
-        <w:tc>
-          <w:tcPr/>
-          <w:p>
-            <w:pPr>
-              <w:pStyle w:val="Compact"/>
-            </w:pPr>
-            <w:r>
-              <w:rPr>
-                <w:rStyle w:val="VerbatimChar"/>
-                <w:sz w:val="19"/>
-                <w:lang w:val="es-CO"/>
-              </w:rPr>
-              <w:t xml:space="preserve">microchip</w:t>
-            </w:r>
-            <w:r>
-              <w:rPr>
-                <w:sz w:val="19"/>
-                <w:lang w:val="es-CO"/>
-              </w:rPr>
-              <w:t xml:space="preserve"> </w:t>
-            </w:r>
-            <w:r>
-              <w:rPr>
-                <w:sz w:val="19"/>
-                <w:lang w:val="es-CO"/>
-              </w:rPr>
-              <w:t xml:space="preserve">UNIQUE y nulo</w:t>
+              <w:t xml:space="preserve">UNIQUE, nulo</w:t>
             </w:r>
           </w:p>
         </w:tc>
@@ -2104,7 +2017,7 @@
                 <w:sz w:val="19"/>
                 <w:lang w:val="es-CO"/>
               </w:rPr>
-              <w:t xml:space="preserve">Las mascotas fallecidas no se eliminan: se cambia su estado para conservar la historia clínica.</w:t>
+              <w:t xml:space="preserve">Fallecidas conservadas con estado actualizado.</w:t>
             </w:r>
           </w:p>
         </w:tc>
@@ -2130,7 +2043,7 @@
       <w:pPr>
         <w:pStyle w:val="Heading1"/>
       </w:pPr>
-      <w:bookmarkStart w:id="23" w:name="_d64f8fae698423e530187d108a9909ff2520563"/>
+      <w:bookmarkStart w:id="23" w:name="_clínica"/>
       <w:r>
         <w:rPr>
           <w:rStyle w:val="SectionNumber"/>
@@ -2145,7 +2058,7 @@
         <w:rPr>
           <w:lang w:val="es-CO"/>
         </w:rPr>
-        <w:t xml:space="preserve">Supuestos clínicos</w:t>
+        <w:t xml:space="preserve">Clínica</w:t>
       </w:r>
       <w:bookmarkEnd w:id="23"/>
     </w:p>
@@ -2157,7 +2070,7 @@
         <w:rPr>
           <w:lang w:val="es-CO"/>
         </w:rPr>
-        <w:t xml:space="preserve">Supuestos clínicos</w:t>
+        <w:t xml:space="preserve">Clínica</w:t>
       </w:r>
     </w:p>
     <w:tbl>
@@ -2166,7 +2079,7 @@
         <w:tblW w:type="pct" w:w="5000"/>
         <w:tblLayout w:type="fixed"/>
         <w:tblLook w:firstRow="1" w:lastRow="0" w:firstColumn="0" w:lastColumn="0" w:noHBand="0" w:noVBand="0" w:val="0020"/>
-        <w:tblCaption w:val="Supuestos clínicos"/>
+        <w:tblCaption w:val="Clínica"/>
         <w:tblBorders>
           <w:top w:val="single" w:sz="4" w:color="A6A6A6"/>
           <w:left w:val="single" w:sz="4" w:color="A6A6A6"/>
@@ -2267,22 +2180,22 @@
                 <w:sz w:val="19"/>
                 <w:lang w:val="es-CO"/>
               </w:rPr>
-              <w:t xml:space="preserve">Cada mascota tiene una sola historia clínica, compartida por todas las sedes, que se abre al registrarla.</w:t>
-            </w:r>
-          </w:p>
-        </w:tc>
-        <w:tc>
-          <w:tcPr/>
-          <w:p>
-            <w:pPr>
-              <w:pStyle w:val="Compact"/>
-            </w:pPr>
-            <w:r>
-              <w:rPr>
-                <w:sz w:val="19"/>
-                <w:lang w:val="es-CO"/>
-              </w:rPr>
-              <w:t xml:space="preserve">TENER 1:1 con participación total en ambos lados</w:t>
+              <w:t xml:space="preserve">Historia única por mascota desde registro, compartida entre sedes.</w:t>
+            </w:r>
+          </w:p>
+        </w:tc>
+        <w:tc>
+          <w:tcPr/>
+          <w:p>
+            <w:pPr>
+              <w:pStyle w:val="Compact"/>
+            </w:pPr>
+            <w:r>
+              <w:rPr>
+                <w:sz w:val="19"/>
+                <w:lang w:val="es-CO"/>
+              </w:rPr>
+              <w:t xml:space="preserve">TENER 1:1, total bilateral</w:t>
             </w:r>
           </w:p>
         </w:tc>
@@ -2314,22 +2227,22 @@
                 <w:sz w:val="19"/>
                 <w:lang w:val="es-CO"/>
               </w:rPr>
-              <w:t xml:space="preserve">Una cita es para una sola mascota, con un solo veterinario, en una sede y para un servicio.</w:t>
-            </w:r>
-          </w:p>
-        </w:tc>
-        <w:tc>
-          <w:tcPr/>
-          <w:p>
-            <w:pPr>
-              <w:pStyle w:val="Compact"/>
-            </w:pPr>
-            <w:r>
-              <w:rPr>
-                <w:sz w:val="19"/>
-                <w:lang w:val="es-CO"/>
-              </w:rPr>
-              <w:t xml:space="preserve">CITA con cuatro FK obligatorias</w:t>
+              <w:t xml:space="preserve">Cita: una mascota, veterinario, sede y servicio.</w:t>
+            </w:r>
+          </w:p>
+        </w:tc>
+        <w:tc>
+          <w:tcPr/>
+          <w:p>
+            <w:pPr>
+              <w:pStyle w:val="Compact"/>
+            </w:pPr>
+            <w:r>
+              <w:rPr>
+                <w:sz w:val="19"/>
+                <w:lang w:val="es-CO"/>
+              </w:rPr>
+              <w:t xml:space="preserve">CITA: cuatro FK obligatorias</w:t>
             </w:r>
           </w:p>
         </w:tc>
@@ -2361,7 +2274,7 @@
                 <w:sz w:val="19"/>
                 <w:lang w:val="es-CO"/>
               </w:rPr>
-              <w:t xml:space="preserve">Un veterinario no puede tener dos citas a la misma fecha y hora.</w:t>
+              <w:t xml:space="preserve">Veterinario sin citas simultáneas.</w:t>
             </w:r>
           </w:p>
         </w:tc>
@@ -2408,22 +2321,22 @@
                 <w:sz w:val="19"/>
                 <w:lang w:val="es-CO"/>
               </w:rPr>
-              <w:t xml:space="preserve">El veterinario de la cita debe pertenecer a la sede de la cita. Esta regla depende de dos tablas y se controla en la capa de aplicación o con un disparador (Fase 2).</w:t>
-            </w:r>
-          </w:p>
-        </w:tc>
-        <w:tc>
-          <w:tcPr/>
-          <w:p>
-            <w:pPr>
-              <w:pStyle w:val="Compact"/>
-            </w:pPr>
-            <w:r>
-              <w:rPr>
-                <w:sz w:val="19"/>
-                <w:lang w:val="es-CO"/>
-              </w:rPr>
-              <w:t xml:space="preserve">Regla RN-08</w:t>
+              <w:t xml:space="preserve">Veterinario adscrito a sede de cita.</w:t>
+            </w:r>
+          </w:p>
+        </w:tc>
+        <w:tc>
+          <w:tcPr/>
+          <w:p>
+            <w:pPr>
+              <w:pStyle w:val="Compact"/>
+            </w:pPr>
+            <w:r>
+              <w:rPr>
+                <w:sz w:val="19"/>
+                <w:lang w:val="es-CO"/>
+              </w:rPr>
+              <w:t xml:space="preserve">RN-08: aplicación/disparador, Fase 2</w:t>
             </w:r>
           </w:p>
         </w:tc>
@@ -2455,7 +2368,7 @@
                 <w:sz w:val="19"/>
                 <w:lang w:val="es-CO"/>
               </w:rPr>
-              <w:t xml:space="preserve">Las urgencias también se registran como una cita (con el servicio</w:t>
+              <w:t xml:space="preserve">Urgencia registrada como cita, servicio</w:t>
             </w:r>
             <w:r>
               <w:rPr>
@@ -2476,7 +2389,7 @@
                 <w:sz w:val="19"/>
                 <w:lang w:val="es-CO"/>
               </w:rPr>
-              <w:t xml:space="preserve">); así toda consulta proviene de una cita.</w:t>
+              <w:t xml:space="preserve">.</w:t>
             </w:r>
           </w:p>
         </w:tc>
@@ -2523,7 +2436,7 @@
                 <w:sz w:val="19"/>
                 <w:lang w:val="es-CO"/>
               </w:rPr>
-              <w:t xml:space="preserve">Solo las citas atendidas generan consulta; una cita genera a lo sumo una consulta.</w:t>
+              <w:t xml:space="preserve">Solo citas atendidas generan consulta; máximo una por cita.</w:t>
             </w:r>
           </w:p>
         </w:tc>
@@ -2585,7 +2498,7 @@
                 <w:sz w:val="19"/>
                 <w:lang w:val="es-CO"/>
               </w:rPr>
-              <w:t xml:space="preserve">Una consulta puede ser asistida por un auxiliar o por ninguno.</w:t>
+              <w:t xml:space="preserve">Consulta con auxiliar opcional.</w:t>
             </w:r>
           </w:p>
         </w:tc>
@@ -2632,7 +2545,7 @@
                 <w:sz w:val="19"/>
                 <w:lang w:val="es-CO"/>
               </w:rPr>
-              <w:t xml:space="preserve">En una consulta se pueden formular varios medicamentos y un medicamento aparece en muchas consultas; cada fórmula tiene dosis, frecuencia, duración y cantidad.</w:t>
+              <w:t xml:space="preserve">Consulta y medicamentos múltiples; dosis, frecuencia, duración, cantidad.</w:t>
             </w:r>
           </w:p>
         </w:tc>
@@ -2679,7 +2592,7 @@
                 <w:sz w:val="19"/>
                 <w:lang w:val="es-CO"/>
               </w:rPr>
-              <w:t xml:space="preserve">Un mismo medicamento no se formula dos veces en la misma consulta (se ajusta la dosis).</w:t>
+              <w:t xml:space="preserve">Medicamento único por consulta; ajustar dosis.</w:t>
             </w:r>
           </w:p>
         </w:tc>
@@ -2704,7 +2617,7 @@
       <w:pPr>
         <w:pStyle w:val="Heading1"/>
       </w:pPr>
-      <w:bookmarkStart w:id="24" w:name="_63085d5bb6cfceaed90407dc4542799d8a9b884"/>
+      <w:bookmarkStart w:id="24" w:name="_comercio"/>
       <w:r>
         <w:rPr>
           <w:rStyle w:val="SectionNumber"/>
@@ -2719,7 +2632,7 @@
         <w:rPr>
           <w:lang w:val="es-CO"/>
         </w:rPr>
-        <w:t xml:space="preserve">Supuestos comerciales</w:t>
+        <w:t xml:space="preserve">Comercio</w:t>
       </w:r>
       <w:bookmarkEnd w:id="24"/>
     </w:p>
@@ -2731,7 +2644,7 @@
         <w:rPr>
           <w:lang w:val="es-CO"/>
         </w:rPr>
-        <w:t xml:space="preserve">Supuestos comerciales</w:t>
+        <w:t xml:space="preserve">Comercio</w:t>
       </w:r>
     </w:p>
     <w:tbl>
@@ -2740,7 +2653,7 @@
         <w:tblW w:type="pct" w:w="5000"/>
         <w:tblLayout w:type="fixed"/>
         <w:tblLook w:firstRow="1" w:lastRow="0" w:firstColumn="0" w:lastColumn="0" w:noHBand="0" w:noVBand="0" w:val="0020"/>
-        <w:tblCaption w:val="Supuestos comerciales"/>
+        <w:tblCaption w:val="Comercio"/>
         <w:tblBorders>
           <w:top w:val="single" w:sz="4" w:color="A6A6A6"/>
           <w:left w:val="single" w:sz="4" w:color="A6A6A6"/>
@@ -2841,22 +2754,22 @@
                 <w:sz w:val="19"/>
                 <w:lang w:val="es-CO"/>
               </w:rPr>
-              <w:t xml:space="preserve">Cada sede maneja su propio inventario de cada medicamento con un stock mínimo de reorden.</w:t>
-            </w:r>
-          </w:p>
-        </w:tc>
-        <w:tc>
-          <w:tcPr/>
-          <w:p>
-            <w:pPr>
-              <w:pStyle w:val="Compact"/>
-            </w:pPr>
-            <w:r>
-              <w:rPr>
-                <w:sz w:val="19"/>
-                <w:lang w:val="es-CO"/>
-              </w:rPr>
-              <w:t xml:space="preserve">ALMACENAR N:M (tabla INVENTARIO)</w:t>
+              <w:t xml:space="preserve">Inventario por sede/medicamento; mínimo de reorden.</w:t>
+            </w:r>
+          </w:p>
+        </w:tc>
+        <w:tc>
+          <w:tcPr/>
+          <w:p>
+            <w:pPr>
+              <w:pStyle w:val="Compact"/>
+            </w:pPr>
+            <w:r>
+              <w:rPr>
+                <w:sz w:val="19"/>
+                <w:lang w:val="es-CO"/>
+              </w:rPr>
+              <w:t xml:space="preserve">ALMACENAR N:M (INVENTARIO)</w:t>
             </w:r>
           </w:p>
         </w:tc>
@@ -2888,7 +2801,7 @@
                 <w:sz w:val="19"/>
                 <w:lang w:val="es-CO"/>
               </w:rPr>
-              <w:t xml:space="preserve">Una sede puede no manejar algunos medicamentos.</w:t>
+              <w:t xml:space="preserve">Medicamentos opcionales por sede.</w:t>
             </w:r>
           </w:p>
         </w:tc>
@@ -2935,22 +2848,22 @@
                 <w:sz w:val="19"/>
                 <w:lang w:val="es-CO"/>
               </w:rPr>
-              <w:t xml:space="preserve">Una factura pertenece a un cliente, la emite un empleado en una sede y tiene un número consecutivo único.</w:t>
-            </w:r>
-          </w:p>
-        </w:tc>
-        <w:tc>
-          <w:tcPr/>
-          <w:p>
-            <w:pPr>
-              <w:pStyle w:val="Compact"/>
-            </w:pPr>
-            <w:r>
-              <w:rPr>
-                <w:sz w:val="19"/>
-                <w:lang w:val="es-CO"/>
-              </w:rPr>
-              <w:t xml:space="preserve">FACTURA con 3 FK;</w:t>
+              <w:t xml:space="preserve">Factura: cliente, empleado, sede; consecutivo único.</w:t>
+            </w:r>
+          </w:p>
+        </w:tc>
+        <w:tc>
+          <w:tcPr/>
+          <w:p>
+            <w:pPr>
+              <w:pStyle w:val="Compact"/>
+            </w:pPr>
+            <w:r>
+              <w:rPr>
+                <w:sz w:val="19"/>
+                <w:lang w:val="es-CO"/>
+              </w:rPr>
+              <w:t xml:space="preserve">FACTURA: 3 FK;</w:t>
             </w:r>
             <w:r>
               <w:rPr>
@@ -3011,7 +2924,23 @@
                 <w:sz w:val="19"/>
                 <w:lang w:val="es-CO"/>
               </w:rPr>
-              <w:t xml:space="preserve">Cada línea de factura cobra</w:t>
+              <w:t xml:space="preserve">Línea: servicio o medicamento, excluyentes.</w:t>
+            </w:r>
+          </w:p>
+        </w:tc>
+        <w:tc>
+          <w:tcPr/>
+          <w:p>
+            <w:pPr>
+              <w:pStyle w:val="Compact"/>
+            </w:pPr>
+            <w:r>
+              <w:rPr>
+                <w:rStyle w:val="VerbatimChar"/>
+                <w:sz w:val="19"/>
+                <w:lang w:val="es-CO"/>
+              </w:rPr>
+              <w:t xml:space="preserve">CK_DETALLE_FACTURA_ITEM</w:t>
             </w:r>
             <w:r>
               <w:rPr>
@@ -3022,34 +2951,105 @@
             </w:r>
             <w:r>
               <w:rPr>
-                <w:b/>
-                <w:bCs/>
-                <w:sz w:val="19"/>
-                <w:lang w:val="es-CO"/>
-              </w:rPr>
-              <w:t xml:space="preserve">un servicio o un medicamento, nunca ambos</w:t>
-            </w:r>
-            <w:r>
-              <w:rPr>
-                <w:sz w:val="19"/>
-                <w:lang w:val="es-CO"/>
-              </w:rPr>
-              <w:t xml:space="preserve">.</w:t>
-            </w:r>
-          </w:p>
-        </w:tc>
-        <w:tc>
-          <w:tcPr/>
-          <w:p>
-            <w:pPr>
-              <w:pStyle w:val="Compact"/>
-            </w:pPr>
-            <w:r>
-              <w:rPr>
-                <w:sz w:val="19"/>
-                <w:lang w:val="es-CO"/>
-              </w:rPr>
-              <w:t xml:space="preserve">Restricción</w:t>
+                <w:sz w:val="19"/>
+                <w:lang w:val="es-CO"/>
+              </w:rPr>
+              <w:t xml:space="preserve">(arco exclusivo)</w:t>
+            </w:r>
+          </w:p>
+        </w:tc>
+      </w:tr>
+      <w:tr>
+        <w:tc>
+          <w:tcPr/>
+          <w:p>
+            <w:pPr>
+              <w:pStyle w:val="Compact"/>
+            </w:pPr>
+            <w:r>
+              <w:rPr>
+                <w:sz w:val="19"/>
+                <w:lang w:val="es-CO"/>
+              </w:rPr>
+              <w:t xml:space="preserve">S-36</w:t>
+            </w:r>
+          </w:p>
+        </w:tc>
+        <w:tc>
+          <w:tcPr/>
+          <w:p>
+            <w:pPr>
+              <w:pStyle w:val="Compact"/>
+            </w:pPr>
+            <w:r>
+              <w:rPr>
+                <w:sz w:val="19"/>
+                <w:lang w:val="es-CO"/>
+              </w:rPr>
+              <w:t xml:space="preserve">Línea dependiente, numerada dentro de factura.</w:t>
+            </w:r>
+          </w:p>
+        </w:tc>
+        <w:tc>
+          <w:tcPr/>
+          <w:p>
+            <w:pPr>
+              <w:pStyle w:val="Compact"/>
+            </w:pPr>
+            <w:r>
+              <w:rPr>
+                <w:sz w:val="19"/>
+                <w:lang w:val="es-CO"/>
+              </w:rPr>
+              <w:t xml:space="preserve">DETALLE_FACTURA débil, PK (id_factura, num_linea)</w:t>
+            </w:r>
+          </w:p>
+        </w:tc>
+      </w:tr>
+      <w:tr>
+        <w:tc>
+          <w:tcPr/>
+          <w:p>
+            <w:pPr>
+              <w:pStyle w:val="Compact"/>
+            </w:pPr>
+            <w:r>
+              <w:rPr>
+                <w:sz w:val="19"/>
+                <w:lang w:val="es-CO"/>
+              </w:rPr>
+              <w:t xml:space="preserve">S-37</w:t>
+            </w:r>
+          </w:p>
+        </w:tc>
+        <w:tc>
+          <w:tcPr/>
+          <w:p>
+            <w:pPr>
+              <w:pStyle w:val="Compact"/>
+            </w:pPr>
+            <w:r>
+              <w:rPr>
+                <w:sz w:val="19"/>
+                <w:lang w:val="es-CO"/>
+              </w:rPr>
+              <w:t xml:space="preserve">Línea conserva precio de venta.</w:t>
+            </w:r>
+          </w:p>
+        </w:tc>
+        <w:tc>
+          <w:tcPr/>
+          <w:p>
+            <w:pPr>
+              <w:pStyle w:val="Compact"/>
+            </w:pPr>
+            <w:r>
+              <w:rPr>
+                <w:rStyle w:val="VerbatimChar"/>
+                <w:sz w:val="19"/>
+                <w:lang w:val="es-CO"/>
+              </w:rPr>
+              <w:t xml:space="preserve">precio_unitario</w:t>
             </w:r>
             <w:r>
               <w:rPr>
@@ -3060,11 +3060,79 @@
             </w:r>
             <w:r>
               <w:rPr>
+                <w:sz w:val="19"/>
+                <w:lang w:val="es-CO"/>
+              </w:rPr>
+              <w:t xml:space="preserve">histórico</w:t>
+            </w:r>
+          </w:p>
+        </w:tc>
+      </w:tr>
+      <w:tr>
+        <w:tc>
+          <w:tcPr/>
+          <w:p>
+            <w:pPr>
+              <w:pStyle w:val="Compact"/>
+            </w:pPr>
+            <w:r>
+              <w:rPr>
+                <w:sz w:val="19"/>
+                <w:lang w:val="es-CO"/>
+              </w:rPr>
+              <w:t xml:space="preserve">S-38</w:t>
+            </w:r>
+          </w:p>
+        </w:tc>
+        <w:tc>
+          <w:tcPr/>
+          <w:p>
+            <w:pPr>
+              <w:pStyle w:val="Compact"/>
+            </w:pPr>
+            <w:r>
+              <w:rPr>
+                <w:sz w:val="19"/>
+                <w:lang w:val="es-CO"/>
+              </w:rPr>
+              <w:t xml:space="preserve">Precios incluyen IVA; total calculado.</w:t>
+            </w:r>
+          </w:p>
+        </w:tc>
+        <w:tc>
+          <w:tcPr/>
+          <w:p>
+            <w:pPr>
+              <w:pStyle w:val="Compact"/>
+            </w:pPr>
+            <w:r>
+              <w:rPr>
+                <w:sz w:val="19"/>
+                <w:lang w:val="es-CO"/>
+              </w:rPr>
+              <w:t xml:space="preserve">Derivados</w:t>
+            </w:r>
+            <w:r>
+              <w:rPr>
+                <w:sz w:val="19"/>
+                <w:lang w:val="es-CO"/>
+              </w:rPr>
+              <w:t xml:space="preserve"> </w:t>
+            </w:r>
+            <w:r>
+              <w:rPr>
                 <w:rStyle w:val="VerbatimChar"/>
                 <w:sz w:val="19"/>
                 <w:lang w:val="es-CO"/>
               </w:rPr>
-              <w:t xml:space="preserve">CK_DETALLE_FACTURA_ITEM</w:t>
+              <w:t xml:space="preserve">total</w:t>
+            </w:r>
+            <w:r>
+              <w:rPr>
+                <w:sz w:val="19"/>
+                <w:lang w:val="es-CO"/>
+              </w:rPr>
+              <w:t xml:space="preserve">,</w:t>
             </w:r>
             <w:r>
               <w:rPr>
@@ -3075,257 +3143,58 @@
             </w:r>
             <w:r>
               <w:rPr>
-                <w:sz w:val="19"/>
-                <w:lang w:val="es-CO"/>
-              </w:rPr>
-              <w:t xml:space="preserve">(arco exclusivo)</w:t>
-            </w:r>
-          </w:p>
-        </w:tc>
-      </w:tr>
-      <w:tr>
-        <w:tc>
-          <w:tcPr/>
-          <w:p>
-            <w:pPr>
-              <w:pStyle w:val="Compact"/>
-            </w:pPr>
-            <w:r>
-              <w:rPr>
-                <w:sz w:val="19"/>
-                <w:lang w:val="es-CO"/>
-              </w:rPr>
-              <w:t xml:space="preserve">S-36</w:t>
-            </w:r>
-          </w:p>
-        </w:tc>
-        <w:tc>
-          <w:tcPr/>
-          <w:p>
-            <w:pPr>
-              <w:pStyle w:val="Compact"/>
-            </w:pPr>
-            <w:r>
-              <w:rPr>
-                <w:sz w:val="19"/>
-                <w:lang w:val="es-CO"/>
-              </w:rPr>
-              <w:t xml:space="preserve">La línea de factura depende de su factura y se identifica por su número de línea dentro de ella.</w:t>
-            </w:r>
-          </w:p>
-        </w:tc>
-        <w:tc>
-          <w:tcPr/>
-          <w:p>
-            <w:pPr>
-              <w:pStyle w:val="Compact"/>
-            </w:pPr>
-            <w:r>
-              <w:rPr>
-                <w:sz w:val="19"/>
-                <w:lang w:val="es-CO"/>
-              </w:rPr>
-              <w:t xml:space="preserve">DETALLE_FACTURA entidad débil, PK (id_factura, num_linea)</w:t>
-            </w:r>
-          </w:p>
-        </w:tc>
-      </w:tr>
-      <w:tr>
-        <w:tc>
-          <w:tcPr/>
-          <w:p>
-            <w:pPr>
-              <w:pStyle w:val="Compact"/>
-            </w:pPr>
-            <w:r>
-              <w:rPr>
-                <w:sz w:val="19"/>
-                <w:lang w:val="es-CO"/>
-              </w:rPr>
-              <w:t xml:space="preserve">S-37</w:t>
-            </w:r>
-          </w:p>
-        </w:tc>
-        <w:tc>
-          <w:tcPr/>
-          <w:p>
-            <w:pPr>
-              <w:pStyle w:val="Compact"/>
-            </w:pPr>
-            <w:r>
-              <w:rPr>
-                <w:sz w:val="19"/>
-                <w:lang w:val="es-CO"/>
-              </w:rPr>
-              <w:t xml:space="preserve">Los precios cambian en el tiempo; por eso la línea guarda el precio aplicado el día de la venta.</w:t>
-            </w:r>
-          </w:p>
-        </w:tc>
-        <w:tc>
-          <w:tcPr/>
-          <w:p>
-            <w:pPr>
-              <w:pStyle w:val="Compact"/>
-            </w:pPr>
-            <w:r>
-              <w:rPr>
                 <w:rStyle w:val="VerbatimChar"/>
                 <w:sz w:val="19"/>
                 <w:lang w:val="es-CO"/>
               </w:rPr>
-              <w:t xml:space="preserve">precio_unitario</w:t>
-            </w:r>
-            <w:r>
-              <w:rPr>
-                <w:sz w:val="19"/>
-                <w:lang w:val="es-CO"/>
-              </w:rPr>
-              <w:t xml:space="preserve"> </w:t>
-            </w:r>
-            <w:r>
-              <w:rPr>
-                <w:sz w:val="19"/>
-                <w:lang w:val="es-CO"/>
-              </w:rPr>
-              <w:t xml:space="preserve">histórico (no es redundancia)</w:t>
-            </w:r>
-          </w:p>
-        </w:tc>
-      </w:tr>
-      <w:tr>
-        <w:tc>
-          <w:tcPr/>
-          <w:p>
-            <w:pPr>
-              <w:pStyle w:val="Compact"/>
-            </w:pPr>
-            <w:r>
-              <w:rPr>
-                <w:sz w:val="19"/>
-                <w:lang w:val="es-CO"/>
-              </w:rPr>
-              <w:t xml:space="preserve">S-38</w:t>
-            </w:r>
-          </w:p>
-        </w:tc>
-        <w:tc>
-          <w:tcPr/>
-          <w:p>
-            <w:pPr>
-              <w:pStyle w:val="Compact"/>
-            </w:pPr>
-            <w:r>
-              <w:rPr>
-                <w:sz w:val="19"/>
-                <w:lang w:val="es-CO"/>
-              </w:rPr>
-              <w:t xml:space="preserve">Los precios incluyen IVA; el total de la factura se calcula (no se almacena).</w:t>
-            </w:r>
-          </w:p>
-        </w:tc>
-        <w:tc>
-          <w:tcPr/>
-          <w:p>
-            <w:pPr>
-              <w:pStyle w:val="Compact"/>
-            </w:pPr>
-            <w:r>
-              <w:rPr>
-                <w:sz w:val="19"/>
-                <w:lang w:val="es-CO"/>
-              </w:rPr>
-              <w:t xml:space="preserve">Atributos derivados</w:t>
-            </w:r>
-            <w:r>
-              <w:rPr>
-                <w:sz w:val="19"/>
-                <w:lang w:val="es-CO"/>
-              </w:rPr>
-              <w:t xml:space="preserve"> </w:t>
-            </w:r>
+              <w:t xml:space="preserve">subtotal</w:t>
+            </w:r>
+          </w:p>
+        </w:tc>
+      </w:tr>
+      <w:tr>
+        <w:tc>
+          <w:tcPr/>
+          <w:p>
+            <w:pPr>
+              <w:pStyle w:val="Compact"/>
+            </w:pPr>
+            <w:r>
+              <w:rPr>
+                <w:sz w:val="19"/>
+                <w:lang w:val="es-CO"/>
+              </w:rPr>
+              <w:t xml:space="preserve">S-39</w:t>
+            </w:r>
+          </w:p>
+        </w:tc>
+        <w:tc>
+          <w:tcPr/>
+          <w:p>
+            <w:pPr>
+              <w:pStyle w:val="Compact"/>
+            </w:pPr>
+            <w:r>
+              <w:rPr>
+                <w:sz w:val="19"/>
+                <w:lang w:val="es-CO"/>
+              </w:rPr>
+              <w:t xml:space="preserve">Anular conserva factura.</w:t>
+            </w:r>
+          </w:p>
+        </w:tc>
+        <w:tc>
+          <w:tcPr/>
+          <w:p>
+            <w:pPr>
+              <w:pStyle w:val="Compact"/>
+            </w:pPr>
             <w:r>
               <w:rPr>
                 <w:rStyle w:val="VerbatimChar"/>
                 <w:sz w:val="19"/>
                 <w:lang w:val="es-CO"/>
               </w:rPr>
-              <w:t xml:space="preserve">total</w:t>
-            </w:r>
-            <w:r>
-              <w:rPr>
-                <w:sz w:val="19"/>
-                <w:lang w:val="es-CO"/>
-              </w:rPr>
-              <w:t xml:space="preserve"> </w:t>
-            </w:r>
-            <w:r>
-              <w:rPr>
-                <w:sz w:val="19"/>
-                <w:lang w:val="es-CO"/>
-              </w:rPr>
-              <w:t xml:space="preserve">y</w:t>
-            </w:r>
-            <w:r>
-              <w:rPr>
-                <w:sz w:val="19"/>
-                <w:lang w:val="es-CO"/>
-              </w:rPr>
-              <w:t xml:space="preserve"> </w:t>
-            </w:r>
-            <w:r>
-              <w:rPr>
-                <w:rStyle w:val="VerbatimChar"/>
-                <w:sz w:val="19"/>
-                <w:lang w:val="es-CO"/>
-              </w:rPr>
-              <w:t xml:space="preserve">subtotal</w:t>
-            </w:r>
-          </w:p>
-        </w:tc>
-      </w:tr>
-      <w:tr>
-        <w:tc>
-          <w:tcPr/>
-          <w:p>
-            <w:pPr>
-              <w:pStyle w:val="Compact"/>
-            </w:pPr>
-            <w:r>
-              <w:rPr>
-                <w:sz w:val="19"/>
-                <w:lang w:val="es-CO"/>
-              </w:rPr>
-              <w:t xml:space="preserve">S-39</w:t>
-            </w:r>
-          </w:p>
-        </w:tc>
-        <w:tc>
-          <w:tcPr/>
-          <w:p>
-            <w:pPr>
-              <w:pStyle w:val="Compact"/>
-            </w:pPr>
-            <w:r>
-              <w:rPr>
-                <w:sz w:val="19"/>
-                <w:lang w:val="es-CO"/>
-              </w:rPr>
-              <w:t xml:space="preserve">Una factura anulada no se borra; cambia de estado.</w:t>
-            </w:r>
-          </w:p>
-        </w:tc>
-        <w:tc>
-          <w:tcPr/>
-          <w:p>
-            <w:pPr>
-              <w:pStyle w:val="Compact"/>
-            </w:pPr>
-            <w:r>
-              <w:rPr>
-                <w:rStyle w:val="VerbatimChar"/>
-                <w:sz w:val="19"/>
-                <w:lang w:val="es-CO"/>
-              </w:rPr>
               <w:t xml:space="preserve">FACTURA.estado</w:t>
             </w:r>
           </w:p>
@@ -3358,22 +3227,22 @@
                 <w:sz w:val="19"/>
                 <w:lang w:val="es-CO"/>
               </w:rPr>
-              <w:t xml:space="preserve">La red usa cuatro medios de pago: efectivo, tarjeta débito, tarjeta crédito y transferencia.</w:t>
-            </w:r>
-          </w:p>
-        </w:tc>
-        <w:tc>
-          <w:tcPr/>
-          <w:p>
-            <w:pPr>
-              <w:pStyle w:val="Compact"/>
-            </w:pPr>
-            <w:r>
-              <w:rPr>
-                <w:sz w:val="19"/>
-                <w:lang w:val="es-CO"/>
-              </w:rPr>
-              <w:t xml:space="preserve">CHECK sobre</w:t>
+              <w:t xml:space="preserve">Cuatro pagos: efectivo, tarjeta débito, tarjeta crédito, transferencia.</w:t>
+            </w:r>
+          </w:p>
+        </w:tc>
+        <w:tc>
+          <w:tcPr/>
+          <w:p>
+            <w:pPr>
+              <w:pStyle w:val="Compact"/>
+            </w:pPr>
+            <w:r>
+              <w:rPr>
+                <w:sz w:val="19"/>
+                <w:lang w:val="es-CO"/>
+              </w:rPr>
+              <w:t xml:space="preserve">CHECK</w:t>
             </w:r>
             <w:r>
               <w:rPr>
@@ -3398,7 +3267,7 @@
       <w:pPr>
         <w:pStyle w:val="Heading1"/>
       </w:pPr>
-      <w:bookmarkStart w:id="25" w:name="_453d4cddba957cffa87412c2eef31be0b9aee03"/>
+      <w:bookmarkStart w:id="25" w:name="_7de335e0b19bb7b23a6cb4fb9ad0977d985135c"/>
       <w:r>
         <w:rPr>
           <w:rStyle w:val="SectionNumber"/>
@@ -3413,7 +3282,7 @@
         <w:rPr>
           <w:lang w:val="es-CO"/>
         </w:rPr>
-        <w:t xml:space="preserve">Reglas de negocio y su implementación</w:t>
+        <w:t xml:space="preserve">Reglas de negocio</w:t>
       </w:r>
       <w:bookmarkEnd w:id="25"/>
     </w:p>
@@ -3535,7 +3404,7 @@
                 <w:sz w:val="19"/>
                 <w:lang w:val="es-CO"/>
               </w:rPr>
-              <w:t xml:space="preserve">Los códigos DANE tienen 2 dígitos (departamento) y 5 dígitos (municipio).</w:t>
+              <w:t xml:space="preserve">DANE: departamento 2 dígitos; municipio 5.</w:t>
             </w:r>
           </w:p>
         </w:tc>
@@ -3583,7 +3452,7 @@
                 <w:sz w:val="19"/>
                 <w:lang w:val="es-CO"/>
               </w:rPr>
-              <w:t xml:space="preserve">El salario, los precios y las cantidades son positivos.</w:t>
+              <w:t xml:space="preserve">Salario, precios, cantidades positivos.</w:t>
             </w:r>
           </w:p>
         </w:tc>
@@ -3631,7 +3500,7 @@
                 <w:sz w:val="19"/>
                 <w:lang w:val="es-CO"/>
               </w:rPr>
-              <w:t xml:space="preserve">El stock actual y el stock mínimo no pueden ser negativos.</w:t>
+              <w:t xml:space="preserve">Stock actual/mínimo no negativo.</w:t>
             </w:r>
           </w:p>
         </w:tc>
@@ -3679,7 +3548,7 @@
                 <w:sz w:val="19"/>
                 <w:lang w:val="es-CO"/>
               </w:rPr>
-              <w:t xml:space="preserve">La temperatura registrada está entre 30 °C y 45 °C.</w:t>
+              <w:t xml:space="preserve">Temperatura entre 30 °C y 45 °C.</w:t>
             </w:r>
           </w:p>
         </w:tc>
@@ -3727,7 +3596,7 @@
                 <w:sz w:val="19"/>
                 <w:lang w:val="es-CO"/>
               </w:rPr>
-              <w:t xml:space="preserve">El descuento de una línea está entre 0 % y 100 %.</w:t>
+              <w:t xml:space="preserve">Descuento entre 0 % y 100 %.</w:t>
             </w:r>
           </w:p>
         </w:tc>
@@ -3775,7 +3644,7 @@
                 <w:sz w:val="19"/>
                 <w:lang w:val="es-CO"/>
               </w:rPr>
-              <w:t xml:space="preserve">Los estados válidos de cita son PROGRAMADA, ATENDIDA, CANCELADA y NO_ASISTIO.</w:t>
+              <w:t xml:space="preserve">Cita: PROGRAMADA, ATENDIDA, CANCELADA, NO_ASISTIO.</w:t>
             </w:r>
           </w:p>
         </w:tc>
@@ -3823,7 +3692,7 @@
                 <w:sz w:val="19"/>
                 <w:lang w:val="es-CO"/>
               </w:rPr>
-              <w:t xml:space="preserve">Al eliminar una factura se eliminan sus líneas; al eliminar una consulta, su fórmula.</w:t>
+              <w:t xml:space="preserve">Borrar factura/consulta borra líneas/fórmula.</w:t>
             </w:r>
           </w:p>
         </w:tc>
@@ -3871,22 +3740,22 @@
                 <w:sz w:val="19"/>
                 <w:lang w:val="es-CO"/>
               </w:rPr>
-              <w:t xml:space="preserve">El veterinario de la cita labora en la sede de la cita.</w:t>
-            </w:r>
-          </w:p>
-        </w:tc>
-        <w:tc>
-          <w:tcPr/>
-          <w:p>
-            <w:pPr>
-              <w:pStyle w:val="Compact"/>
-            </w:pPr>
-            <w:r>
-              <w:rPr>
-                <w:sz w:val="19"/>
-                <w:lang w:val="es-CO"/>
-              </w:rPr>
-              <w:t xml:space="preserve">Disparador o validación en la aplicación (Fase 2)</w:t>
+              <w:t xml:space="preserve">Veterinario labora en sede de cita.</w:t>
+            </w:r>
+          </w:p>
+        </w:tc>
+        <w:tc>
+          <w:tcPr/>
+          <w:p>
+            <w:pPr>
+              <w:pStyle w:val="Compact"/>
+            </w:pPr>
+            <w:r>
+              <w:rPr>
+                <w:sz w:val="19"/>
+                <w:lang w:val="es-CO"/>
+              </w:rPr>
+              <w:t xml:space="preserve">Disparador/aplicación (Fase 2)</w:t>
             </w:r>
           </w:p>
         </w:tc>
@@ -3918,7 +3787,7 @@
                 <w:sz w:val="19"/>
                 <w:lang w:val="es-CO"/>
               </w:rPr>
-              <w:t xml:space="preserve">Un subtipo (VETERINARIO/AUXILIAR) solo existe para un empleado con el</w:t>
+              <w:t xml:space="preserve">VETERINARIO/AUXILIAR según</w:t>
             </w:r>
             <w:r>
               <w:rPr>
@@ -3940,29 +3809,22 @@
                 <w:sz w:val="19"/>
                 <w:lang w:val="es-CO"/>
               </w:rPr>
-              <w:t xml:space="preserve"> </w:t>
-            </w:r>
-            <w:r>
-              <w:rPr>
-                <w:sz w:val="19"/>
-                <w:lang w:val="es-CO"/>
-              </w:rPr>
-              <w:t xml:space="preserve">correspondiente.</w:t>
-            </w:r>
-          </w:p>
-        </w:tc>
-        <w:tc>
-          <w:tcPr/>
-          <w:p>
-            <w:pPr>
-              <w:pStyle w:val="Compact"/>
-            </w:pPr>
-            <w:r>
-              <w:rPr>
-                <w:sz w:val="19"/>
-                <w:lang w:val="es-CO"/>
-              </w:rPr>
-              <w:t xml:space="preserve">Disparador de validación (Fase 2)</w:t>
+              <w:t xml:space="preserve">.</w:t>
+            </w:r>
+          </w:p>
+        </w:tc>
+        <w:tc>
+          <w:tcPr/>
+          <w:p>
+            <w:pPr>
+              <w:pStyle w:val="Compact"/>
+            </w:pPr>
+            <w:r>
+              <w:rPr>
+                <w:sz w:val="19"/>
+                <w:lang w:val="es-CO"/>
+              </w:rPr>
+              <w:t xml:space="preserve">Disparador (Fase 2)</w:t>
             </w:r>
           </w:p>
         </w:tc>
@@ -3972,7 +3834,7 @@
       <w:pPr>
         <w:pStyle w:val="Heading1"/>
       </w:pPr>
-      <w:bookmarkStart w:id="26" w:name="_651dc17f485e1a6346988efc0cbfe89dbbee084"/>
+      <w:bookmarkStart w:id="26" w:name="_datos"/>
       <w:r>
         <w:rPr>
           <w:rStyle w:val="SectionNumber"/>
@@ -3987,7 +3849,7 @@
         <w:rPr>
           <w:lang w:val="es-CO"/>
         </w:rPr>
-        <w:t xml:space="preserve">Supuestos de datos</w:t>
+        <w:t xml:space="preserve">Datos</w:t>
       </w:r>
       <w:bookmarkEnd w:id="26"/>
     </w:p>
@@ -3999,7 +3861,7 @@
         <w:rPr>
           <w:lang w:val="es-CO"/>
         </w:rPr>
-        <w:t xml:space="preserve">Supuestos de datos</w:t>
+        <w:t xml:space="preserve">Datos</w:t>
       </w:r>
     </w:p>
     <w:tbl>
@@ -4008,7 +3870,7 @@
         <w:tblW w:type="pct" w:w="5000"/>
         <w:tblLayout w:type="fixed"/>
         <w:tblLook w:firstRow="1" w:lastRow="0" w:firstColumn="0" w:lastColumn="0" w:noHBand="0" w:noVBand="0" w:val="0020"/>
-        <w:tblCaption w:val="Supuestos de datos"/>
+        <w:tblCaption w:val="Datos"/>
         <w:tblBorders>
           <w:top w:val="single" w:sz="4" w:color="A6A6A6"/>
           <w:left w:val="single" w:sz="4" w:color="A6A6A6"/>
@@ -4087,13 +3949,6 @@
             </w:pPr>
             <w:r>
               <w:rPr>
-                <w:sz w:val="19"/>
-                <w:lang w:val="es-CO"/>
-              </w:rPr>
-              <w:t xml:space="preserve">Los identificadores (</w:t>
-            </w:r>
-            <w:r>
-              <w:rPr>
                 <w:rStyle w:val="VerbatimChar"/>
                 <w:sz w:val="19"/>
                 <w:lang w:val="es-CO"/>
@@ -4105,7 +3960,7 @@
                 <w:sz w:val="19"/>
                 <w:lang w:val="es-CO"/>
               </w:rPr>
-              <w:t xml:space="preserve">) son llaves sustitutas numéricas generadas por el sistema; los códigos de negocio (documento, número de factura, código DANE, microchip) se protegen con UNIQUE.</w:t>
+              <w:t xml:space="preserve">: sustitutas numéricas autogeneradas; documento, número de factura, código DANE y microchip: UNIQUE.</w:t>
             </w:r>
           </w:p>
         </w:tc>
@@ -4137,7 +3992,7 @@
                 <w:sz w:val="19"/>
                 <w:lang w:val="es-CO"/>
               </w:rPr>
-              <w:t xml:space="preserve">Los nombres se guardan separados en</w:t>
+              <w:t xml:space="preserve">Compuesto:</w:t>
             </w:r>
             <w:r>
               <w:rPr>
@@ -4159,14 +4014,69 @@
                 <w:sz w:val="19"/>
                 <w:lang w:val="es-CO"/>
               </w:rPr>
+              <w:t xml:space="preserve">/</w:t>
+            </w:r>
+            <w:r>
+              <w:rPr>
+                <w:rStyle w:val="VerbatimChar"/>
+                <w:sz w:val="19"/>
+                <w:lang w:val="es-CO"/>
+              </w:rPr>
+              <w:t xml:space="preserve">apellidos</w:t>
+            </w:r>
+            <w:r>
+              <w:rPr>
+                <w:sz w:val="19"/>
+                <w:lang w:val="es-CO"/>
+              </w:rPr>
+              <w:t xml:space="preserve">, separados para búsqueda/ordenación.</w:t>
+            </w:r>
+          </w:p>
+        </w:tc>
+      </w:tr>
+      <w:tr>
+        <w:tc>
+          <w:tcPr/>
+          <w:p>
+            <w:pPr>
+              <w:pStyle w:val="Compact"/>
+            </w:pPr>
+            <w:r>
+              <w:rPr>
+                <w:sz w:val="19"/>
+                <w:lang w:val="es-CO"/>
+              </w:rPr>
+              <w:t xml:space="preserve">SD-03</w:t>
+            </w:r>
+          </w:p>
+        </w:tc>
+        <w:tc>
+          <w:tcPr/>
+          <w:p>
+            <w:pPr>
+              <w:pStyle w:val="Compact"/>
+            </w:pPr>
+            <w:r>
+              <w:rPr>
+                <w:sz w:val="19"/>
+                <w:lang w:val="es-CO"/>
+              </w:rPr>
+              <w:t xml:space="preserve">Citas, consultas, facturas y registros:</w:t>
+            </w:r>
+            <w:r>
+              <w:rPr>
+                <w:sz w:val="19"/>
+                <w:lang w:val="es-CO"/>
+              </w:rPr>
               <w:t xml:space="preserve"> </w:t>
             </w:r>
             <w:r>
               <w:rPr>
-                <w:sz w:val="19"/>
-                <w:lang w:val="es-CO"/>
-              </w:rPr>
-              <w:t xml:space="preserve">y</w:t>
+                <w:rStyle w:val="VerbatimChar"/>
+                <w:sz w:val="19"/>
+                <w:lang w:val="es-CO"/>
+              </w:rPr>
+              <w:t xml:space="preserve">DATETIME</w:t>
             </w:r>
             <w:r>
               <w:rPr>
@@ -4177,11 +4087,64 @@
             </w:r>
             <w:r>
               <w:rPr>
+                <w:sz w:val="19"/>
+                <w:lang w:val="es-CO"/>
+              </w:rPr>
+              <w:t xml:space="preserve">MySQL; sin hora:</w:t>
+            </w:r>
+            <w:r>
+              <w:rPr>
+                <w:sz w:val="19"/>
+                <w:lang w:val="es-CO"/>
+              </w:rPr>
+              <w:t xml:space="preserve"> </w:t>
+            </w:r>
+            <w:r>
+              <w:rPr>
                 <w:rStyle w:val="VerbatimChar"/>
                 <w:sz w:val="19"/>
                 <w:lang w:val="es-CO"/>
               </w:rPr>
-              <w:t xml:space="preserve">apellidos</w:t>
+              <w:t xml:space="preserve">DATE</w:t>
+            </w:r>
+            <w:r>
+              <w:rPr>
+                <w:sz w:val="19"/>
+                <w:lang w:val="es-CO"/>
+              </w:rPr>
+              <w:t xml:space="preserve">.</w:t>
+            </w:r>
+          </w:p>
+        </w:tc>
+      </w:tr>
+      <w:tr>
+        <w:tc>
+          <w:tcPr/>
+          <w:p>
+            <w:pPr>
+              <w:pStyle w:val="Compact"/>
+            </w:pPr>
+            <w:r>
+              <w:rPr>
+                <w:sz w:val="19"/>
+                <w:lang w:val="es-CO"/>
+              </w:rPr>
+              <w:t xml:space="preserve">SD-04</w:t>
+            </w:r>
+          </w:p>
+        </w:tc>
+        <w:tc>
+          <w:tcPr/>
+          <w:p>
+            <w:pPr>
+              <w:pStyle w:val="Compact"/>
+            </w:pPr>
+            <w:r>
+              <w:rPr>
+                <w:sz w:val="19"/>
+                <w:lang w:val="es-CO"/>
+              </w:rPr>
+              <w:t xml:space="preserve">Pesos colombianos, dos decimales:</w:t>
             </w:r>
             <w:r>
               <w:rPr>
@@ -4192,78 +4155,18 @@
             </w:r>
             <w:r>
               <w:rPr>
-                <w:sz w:val="19"/>
-                <w:lang w:val="es-CO"/>
-              </w:rPr>
-              <w:t xml:space="preserve">(atributo compuesto) para poder ordenar y buscar por apellido.</w:t>
-            </w:r>
-          </w:p>
-        </w:tc>
-      </w:tr>
-      <w:tr>
-        <w:tc>
-          <w:tcPr/>
-          <w:p>
-            <w:pPr>
-              <w:pStyle w:val="Compact"/>
-            </w:pPr>
-            <w:r>
-              <w:rPr>
-                <w:sz w:val="19"/>
-                <w:lang w:val="es-CO"/>
-              </w:rPr>
-              <w:t xml:space="preserve">SD-03</w:t>
-            </w:r>
-          </w:p>
-        </w:tc>
-        <w:tc>
-          <w:tcPr/>
-          <w:p>
-            <w:pPr>
-              <w:pStyle w:val="Compact"/>
-            </w:pPr>
-            <w:r>
-              <w:rPr>
-                <w:sz w:val="19"/>
-                <w:lang w:val="es-CO"/>
-              </w:rPr>
-              <w:t xml:space="preserve">Las fechas con hora (citas, consultas, facturas) y las fechas de registro usan el tipo</w:t>
-            </w:r>
-            <w:r>
-              <w:rPr>
-                <w:sz w:val="19"/>
-                <w:lang w:val="es-CO"/>
-              </w:rPr>
-              <w:t xml:space="preserve"> </w:t>
-            </w:r>
-            <w:r>
-              <w:rPr>
                 <w:rStyle w:val="VerbatimChar"/>
                 <w:sz w:val="19"/>
                 <w:lang w:val="es-CO"/>
               </w:rPr>
-              <w:t xml:space="preserve">DATETIME</w:t>
-            </w:r>
-            <w:r>
-              <w:rPr>
-                <w:sz w:val="19"/>
-                <w:lang w:val="es-CO"/>
-              </w:rPr>
-              <w:t xml:space="preserve"> </w:t>
-            </w:r>
-            <w:r>
-              <w:rPr>
-                <w:sz w:val="19"/>
-                <w:lang w:val="es-CO"/>
-              </w:rPr>
-              <w:t xml:space="preserve">de MySQL; las fechas sin hora usan</w:t>
-            </w:r>
-            <w:r>
-              <w:rPr>
-                <w:sz w:val="19"/>
-                <w:lang w:val="es-CO"/>
-              </w:rPr>
-              <w:t xml:space="preserve"> </w:t>
+              <w:t xml:space="preserve">DECIMAL(10,2)</w:t>
+            </w:r>
+            <w:r>
+              <w:rPr>
+                <w:sz w:val="19"/>
+                <w:lang w:val="es-CO"/>
+              </w:rPr>
+              <w:t xml:space="preserve">/</w:t>
             </w:r>
             <w:r>
               <w:rPr>
@@ -4271,7 +4174,7 @@
                 <w:sz w:val="19"/>
                 <w:lang w:val="es-CO"/>
               </w:rPr>
-              <w:t xml:space="preserve">DATE</w:t>
+              <w:t xml:space="preserve">DECIMAL(12,2)</w:t>
             </w:r>
             <w:r>
               <w:rPr>
@@ -4295,82 +4198,6 @@
                 <w:sz w:val="19"/>
                 <w:lang w:val="es-CO"/>
               </w:rPr>
-              <w:t xml:space="preserve">SD-04</w:t>
-            </w:r>
-          </w:p>
-        </w:tc>
-        <w:tc>
-          <w:tcPr/>
-          <w:p>
-            <w:pPr>
-              <w:pStyle w:val="Compact"/>
-            </w:pPr>
-            <w:r>
-              <w:rPr>
-                <w:sz w:val="19"/>
-                <w:lang w:val="es-CO"/>
-              </w:rPr>
-              <w:t xml:space="preserve">Los valores monetarios están en pesos colombianos con dos decimales (</w:t>
-            </w:r>
-            <w:r>
-              <w:rPr>
-                <w:rStyle w:val="VerbatimChar"/>
-                <w:sz w:val="19"/>
-                <w:lang w:val="es-CO"/>
-              </w:rPr>
-              <w:t xml:space="preserve">DECIMAL(10,2)</w:t>
-            </w:r>
-            <w:r>
-              <w:rPr>
-                <w:sz w:val="19"/>
-                <w:lang w:val="es-CO"/>
-              </w:rPr>
-              <w:t xml:space="preserve"> </w:t>
-            </w:r>
-            <w:r>
-              <w:rPr>
-                <w:sz w:val="19"/>
-                <w:lang w:val="es-CO"/>
-              </w:rPr>
-              <w:t xml:space="preserve">o</w:t>
-            </w:r>
-            <w:r>
-              <w:rPr>
-                <w:sz w:val="19"/>
-                <w:lang w:val="es-CO"/>
-              </w:rPr>
-              <w:t xml:space="preserve"> </w:t>
-            </w:r>
-            <w:r>
-              <w:rPr>
-                <w:rStyle w:val="VerbatimChar"/>
-                <w:sz w:val="19"/>
-                <w:lang w:val="es-CO"/>
-              </w:rPr>
-              <w:t xml:space="preserve">DECIMAL(12,2)</w:t>
-            </w:r>
-            <w:r>
-              <w:rPr>
-                <w:sz w:val="19"/>
-                <w:lang w:val="es-CO"/>
-              </w:rPr>
-              <w:t xml:space="preserve">).</w:t>
-            </w:r>
-          </w:p>
-        </w:tc>
-      </w:tr>
-      <w:tr>
-        <w:tc>
-          <w:tcPr/>
-          <w:p>
-            <w:pPr>
-              <w:pStyle w:val="Compact"/>
-            </w:pPr>
-            <w:r>
-              <w:rPr>
-                <w:sz w:val="19"/>
-                <w:lang w:val="es-CO"/>
-              </w:rPr>
               <w:t xml:space="preserve">SD-05</w:t>
             </w:r>
           </w:p>
@@ -4386,7 +4213,7 @@
                 <w:sz w:val="19"/>
                 <w:lang w:val="es-CO"/>
               </w:rPr>
-              <w:t xml:space="preserve">Los datos de prueba son ficticios y se generan de forma reproducible (semilla fija); no contienen datos personales reales.</w:t>
+              <w:t xml:space="preserve">Pruebas ficticias reproducibles con semilla fija; sin datos personales reales.</w:t>
             </w:r>
           </w:p>
         </w:tc>
@@ -4396,7 +4223,7 @@
       <w:pPr>
         <w:pStyle w:val="Heading1"/>
       </w:pPr>
-      <w:bookmarkStart w:id="27" w:name="_1005b64eea7626e430581a8b35b13056c216dc0"/>
+      <w:bookmarkStart w:id="27" w:name="_57ffc722d70bb352de6045c15e8efceea67202a"/>
       <w:r>
         <w:rPr>
           <w:rStyle w:val="SectionNumber"/>
@@ -4411,7 +4238,7 @@
         <w:rPr>
           <w:lang w:val="es-CO"/>
         </w:rPr>
-        <w:t xml:space="preserve">Supuestos técnicos y restricciones del proyecto</w:t>
+        <w:t xml:space="preserve">Restricciones técnicas</w:t>
       </w:r>
       <w:bookmarkEnd w:id="27"/>
     </w:p>
@@ -4423,7 +4250,7 @@
         <w:rPr>
           <w:lang w:val="es-CO"/>
         </w:rPr>
-        <w:t xml:space="preserve">Supuestos técnicos y restricciones</w:t>
+        <w:t xml:space="preserve">Restricciones técnicas</w:t>
       </w:r>
     </w:p>
     <w:tbl>
@@ -4432,7 +4259,7 @@
         <w:tblW w:type="pct" w:w="5000"/>
         <w:tblLayout w:type="fixed"/>
         <w:tblLook w:firstRow="1" w:lastRow="0" w:firstColumn="0" w:lastColumn="0" w:noHBand="0" w:noVBand="0" w:val="0020"/>
-        <w:tblCaption w:val="Supuestos técnicos y restricciones"/>
+        <w:tblCaption w:val="Restricciones técnicas"/>
         <w:tblBorders>
           <w:top w:val="single" w:sz="4" w:color="A6A6A6"/>
           <w:left w:val="single" w:sz="4" w:color="A6A6A6"/>
@@ -4514,7 +4341,7 @@
                 <w:sz w:val="19"/>
                 <w:lang w:val="es-CO"/>
               </w:rPr>
-              <w:t xml:space="preserve">El RDBMS es MySQL 8.4 LTS sobre Oracle Linux 9 en una máquina virtual, administrado con MySQL Workbench.</w:t>
+              <w:t xml:space="preserve">VM: MySQL 8.4 LTS, Oracle Linux 9, MySQL Workbench.</w:t>
             </w:r>
           </w:p>
         </w:tc>
@@ -4546,7 +4373,7 @@
                 <w:sz w:val="19"/>
                 <w:lang w:val="es-CO"/>
               </w:rPr>
-              <w:t xml:space="preserve">La edición Free limita el uso a 2 hilos de CPU, 2 GB de RAM y 12 GB de datos, suficiente para el volumen académico.</w:t>
+              <w:t xml:space="preserve">Free: 2 hilos CPU, 2 GB RAM, 12 GB datos; suficientes académicamente.</w:t>
             </w:r>
           </w:p>
         </w:tc>
@@ -4578,7 +4405,7 @@
                 <w:sz w:val="19"/>
                 <w:lang w:val="es-CO"/>
               </w:rPr>
-              <w:t xml:space="preserve">La aplicación web solo lee datos y se conecta con un usuario de solo lectura.</w:t>
+              <w:t xml:space="preserve">Aplicación web y usuario de solo lectura.</w:t>
             </w:r>
           </w:p>
         </w:tc>
@@ -4610,7 +4437,7 @@
                 <w:sz w:val="19"/>
                 <w:lang w:val="es-CO"/>
               </w:rPr>
-              <w:t xml:space="preserve">El proyecto se desarrolla en 14 semanas por un equipo de 3 estudiantes.</w:t>
+              <w:t xml:space="preserve">14 semanas, 3 estudiantes.</w:t>
             </w:r>
           </w:p>
         </w:tc>
@@ -4642,7 +4469,7 @@
                 <w:sz w:val="19"/>
                 <w:lang w:val="es-CO"/>
               </w:rPr>
-              <w:t xml:space="preserve">No se permite SQL Server; el sistema operativo debe ser Linux o Unix.</w:t>
+              <w:t xml:space="preserve">SQL Server prohibido; Linux o Unix obligatorio.</w:t>
             </w:r>
           </w:p>
         </w:tc>
@@ -4674,7 +4501,7 @@
                 <w:sz w:val="19"/>
                 <w:lang w:val="es-CO"/>
               </w:rPr>
-              <w:t xml:space="preserve">Todo el trabajo se versiona en GitHub.</w:t>
+              <w:t xml:space="preserve">Versionado en GitHub.</w:t>
             </w:r>
           </w:p>
         </w:tc>

--- a/documentos/fase1/02_Documento_de_Supuestos.docx
+++ b/documentos/fase1/02_Documento_de_Supuestos.docx
@@ -314,19 +314,19 @@
           <w:bCs/>
           <w:lang w:val="es-CO"/>
         </w:rPr>
-        <w:t xml:space="preserve">S:</w:t>
+        <w:t xml:space="preserve">Los códigos indican el tipo:</w:t>
       </w:r>
       <w:r>
         <w:rPr>
           <w:lang w:val="es-CO"/>
         </w:rPr>
-        <w:t xml:space="preserve"> </w:t>
+        <w:t xml:space="preserve"> S (</w:t>
       </w:r>
       <w:r>
         <w:rPr>
           <w:lang w:val="es-CO"/>
         </w:rPr>
-        <w:t xml:space="preserve">negocio;</w:t>
+        <w:t xml:space="preserve">negocio),</w:t>
       </w:r>
       <w:r>
         <w:rPr>
@@ -340,19 +340,19 @@
           <w:bCs/>
           <w:lang w:val="es-CO"/>
         </w:rPr>
-        <w:t xml:space="preserve">RN:</w:t>
+        <w:t xml:space="preserve">RN</w:t>
       </w:r>
       <w:r>
         <w:rPr>
           <w:lang w:val="es-CO"/>
         </w:rPr>
-        <w:t xml:space="preserve"> </w:t>
+        <w:t xml:space="preserve"> (</w:t>
       </w:r>
       <w:r>
         <w:rPr>
           <w:lang w:val="es-CO"/>
         </w:rPr>
-        <w:t xml:space="preserve">regla;</w:t>
+        <w:t xml:space="preserve">regla),</w:t>
       </w:r>
       <w:r>
         <w:rPr>
@@ -366,19 +366,19 @@
           <w:bCs/>
           <w:lang w:val="es-CO"/>
         </w:rPr>
-        <w:t xml:space="preserve">SD:</w:t>
+        <w:t xml:space="preserve">SD</w:t>
       </w:r>
       <w:r>
         <w:rPr>
           <w:lang w:val="es-CO"/>
         </w:rPr>
-        <w:t xml:space="preserve"> </w:t>
+        <w:t xml:space="preserve"> (</w:t>
       </w:r>
       <w:r>
         <w:rPr>
           <w:lang w:val="es-CO"/>
         </w:rPr>
-        <w:t xml:space="preserve">datos;</w:t>
+        <w:t xml:space="preserve">datos),</w:t>
       </w:r>
       <w:r>
         <w:rPr>
@@ -392,19 +392,19 @@
           <w:bCs/>
           <w:lang w:val="es-CO"/>
         </w:rPr>
-        <w:t xml:space="preserve">ST:</w:t>
+        <w:t xml:space="preserve">ST</w:t>
       </w:r>
       <w:r>
         <w:rPr>
           <w:lang w:val="es-CO"/>
         </w:rPr>
-        <w:t xml:space="preserve"> </w:t>
+        <w:t xml:space="preserve"> (</w:t>
       </w:r>
       <w:r>
         <w:rPr>
           <w:lang w:val="es-CO"/>
         </w:rPr>
-        <w:t xml:space="preserve">técnico;</w:t>
+        <w:t xml:space="preserve">técnico) y</w:t>
       </w:r>
       <w:r>
         <w:rPr>
@@ -418,19 +418,19 @@
           <w:bCs/>
           <w:lang w:val="es-CO"/>
         </w:rPr>
-        <w:t xml:space="preserve">R:</w:t>
+        <w:t xml:space="preserve">R</w:t>
       </w:r>
       <w:r>
         <w:rPr>
           <w:lang w:val="es-CO"/>
         </w:rPr>
-        <w:t xml:space="preserve"> </w:t>
+        <w:t xml:space="preserve"> (</w:t>
       </w:r>
       <w:r>
         <w:rPr>
           <w:lang w:val="es-CO"/>
         </w:rPr>
-        <w:t xml:space="preserve">restricción.</w:t>
+        <w:t xml:space="preserve">restricción).</w:t>
       </w:r>
     </w:p>
     <w:p>
@@ -3404,7 +3404,7 @@
                 <w:sz w:val="19"/>
                 <w:lang w:val="es-CO"/>
               </w:rPr>
-              <w:t xml:space="preserve">DANE: departamento 2 dígitos; municipio 5.</w:t>
+              <w:t xml:space="preserve">Código DANE de 2 dígitos para el departamento y de 5 para el municipio.</w:t>
             </w:r>
           </w:p>
         </w:tc>
@@ -3420,7 +3420,7 @@
                 <w:sz w:val="19"/>
                 <w:lang w:val="es-CO"/>
               </w:rPr>
-              <w:t xml:space="preserve">CHECK (REGEXP_LIKE(...))</w:t>
+              <w:t xml:space="preserve">CHECK (... REGEXP ...)</w:t>
             </w:r>
           </w:p>
         </w:tc>
@@ -4373,7 +4373,7 @@
                 <w:sz w:val="19"/>
                 <w:lang w:val="es-CO"/>
               </w:rPr>
-              <w:t xml:space="preserve">Free: 2 hilos CPU, 2 GB RAM, 12 GB datos; suficientes académicamente.</w:t>
+              <w:t xml:space="preserve">MySQL Community no limita CPU, RAM ni datos; la VM de 6 GB es suficiente.</w:t>
             </w:r>
           </w:p>
         </w:tc>
@@ -4437,7 +4437,7 @@
                 <w:sz w:val="19"/>
                 <w:lang w:val="es-CO"/>
               </w:rPr>
-              <w:t xml:space="preserve">14 semanas, 3 estudiantes.</w:t>
+              <w:t xml:space="preserve">Plazo de 14 semanas y 3 estudiantes.</w:t>
             </w:r>
           </w:p>
         </w:tc>
